--- a/Laptops/9- Transistor.docx
+++ b/Laptops/9- Transistor.docx
@@ -1,6 +1,6 @@
 
 <file path=word/document.xml><?xml version="1.0" encoding="utf-8"?>
-<w:document xmlns:wpc="http://schemas.microsoft.com/office/word/2010/wordprocessingCanvas" xmlns:cx="http://schemas.microsoft.com/office/drawing/2014/chartex" xmlns:cx1="http://schemas.microsoft.com/office/drawing/2015/9/8/chartex" xmlns:cx2="http://schemas.microsoft.com/office/drawing/2015/10/21/chartex" xmlns:cx3="http://schemas.microsoft.com/office/drawing/2016/5/9/chartex" xmlns:cx4="http://schemas.microsoft.com/office/drawing/2016/5/10/chartex" xmlns:cx5="http://schemas.microsoft.com/office/drawing/2016/5/11/chartex" xmlns:cx6="http://schemas.microsoft.com/office/drawing/2016/5/12/chartex" xmlns:cx7="http://schemas.microsoft.com/office/drawing/2016/5/13/chartex" xmlns:cx8="http://schemas.microsoft.com/office/drawing/2016/5/14/chartex" xmlns:mc="http://schemas.openxmlformats.org/markup-compatibility/2006" xmlns:aink="http://schemas.microsoft.com/office/drawing/2016/ink" xmlns:am3d="http://schemas.microsoft.com/office/drawing/2017/model3d" xmlns:o="urn:schemas-microsoft-com:office:office" xmlns:r="http://schemas.openxmlformats.org/officeDocument/2006/relationships" xmlns:m="http://schemas.openxmlformats.org/officeDocument/2006/math" xmlns:v="urn:schemas-microsoft-com:vml" xmlns:wp14="http://schemas.microsoft.com/office/word/2010/wordprocessingDrawing" xmlns:wp="http://schemas.openxmlformats.org/drawingml/2006/wordprocessingDrawing" xmlns:w10="urn:schemas-microsoft-com:office:word" xmlns:w="http://schemas.openxmlformats.org/wordprocessingml/2006/main" xmlns:w14="http://schemas.microsoft.com/office/word/2010/wordml" xmlns:w15="http://schemas.microsoft.com/office/word/2012/wordml" xmlns:w16cex="http://schemas.microsoft.com/office/word/2018/wordml/cex" xmlns:w16cid="http://schemas.microsoft.com/office/word/2016/wordml/cid" xmlns:w16="http://schemas.microsoft.com/office/word/2018/wordml" xmlns:w16sdtdh="http://schemas.microsoft.com/office/word/2020/wordml/sdtdatahash" xmlns:w16se="http://schemas.microsoft.com/office/word/2015/wordml/symex" xmlns:wpg="http://schemas.microsoft.com/office/word/2010/wordprocessingGroup" xmlns:wpi="http://schemas.microsoft.com/office/word/2010/wordprocessingInk" xmlns:wne="http://schemas.microsoft.com/office/word/2006/wordml" xmlns:wps="http://schemas.microsoft.com/office/word/2010/wordprocessingShape" mc:Ignorable="w14 w15 w16se w16cid w16 w16cex w16sdtdh wp14">
+<w:document xmlns:wpc="http://schemas.microsoft.com/office/word/2010/wordprocessingCanvas" xmlns:cx="http://schemas.microsoft.com/office/drawing/2014/chartex" xmlns:cx1="http://schemas.microsoft.com/office/drawing/2015/9/8/chartex" xmlns:cx2="http://schemas.microsoft.com/office/drawing/2015/10/21/chartex" xmlns:cx3="http://schemas.microsoft.com/office/drawing/2016/5/9/chartex" xmlns:cx4="http://schemas.microsoft.com/office/drawing/2016/5/10/chartex" xmlns:cx5="http://schemas.microsoft.com/office/drawing/2016/5/11/chartex" xmlns:cx6="http://schemas.microsoft.com/office/drawing/2016/5/12/chartex" xmlns:cx7="http://schemas.microsoft.com/office/drawing/2016/5/13/chartex" xmlns:cx8="http://schemas.microsoft.com/office/drawing/2016/5/14/chartex" xmlns:mc="http://schemas.openxmlformats.org/markup-compatibility/2006" xmlns:aink="http://schemas.microsoft.com/office/drawing/2016/ink" xmlns:am3d="http://schemas.microsoft.com/office/drawing/2017/model3d" xmlns:o="urn:schemas-microsoft-com:office:office" xmlns:oel="http://schemas.microsoft.com/office/2019/extlst" xmlns:r="http://schemas.openxmlformats.org/officeDocument/2006/relationships" xmlns:m="http://schemas.openxmlformats.org/officeDocument/2006/math" xmlns:v="urn:schemas-microsoft-com:vml" xmlns:wp14="http://schemas.microsoft.com/office/word/2010/wordprocessingDrawing" xmlns:wp="http://schemas.openxmlformats.org/drawingml/2006/wordprocessingDrawing" xmlns:w10="urn:schemas-microsoft-com:office:word" xmlns:w="http://schemas.openxmlformats.org/wordprocessingml/2006/main" xmlns:w14="http://schemas.microsoft.com/office/word/2010/wordml" xmlns:w15="http://schemas.microsoft.com/office/word/2012/wordml" xmlns:w16cex="http://schemas.microsoft.com/office/word/2018/wordml/cex" xmlns:w16cid="http://schemas.microsoft.com/office/word/2016/wordml/cid" xmlns:w16="http://schemas.microsoft.com/office/word/2018/wordml" xmlns:w16sdtdh="http://schemas.microsoft.com/office/word/2020/wordml/sdtdatahash" xmlns:w16se="http://schemas.microsoft.com/office/word/2015/wordml/symex" xmlns:wpg="http://schemas.microsoft.com/office/word/2010/wordprocessingGroup" xmlns:wpi="http://schemas.microsoft.com/office/word/2010/wordprocessingInk" xmlns:wne="http://schemas.microsoft.com/office/word/2006/wordml" xmlns:wps="http://schemas.microsoft.com/office/word/2010/wordprocessingShape" mc:Ignorable="w14 w15 w16se w16cid w16 w16cex w16sdtdh wp14">
   <w:body>
     <w:p>
       <w:pPr>
@@ -847,6 +847,82 @@
           </wp:inline>
         </w:drawing>
       </w:r>
+    </w:p>
+    <w:p>
+      <w:pPr>
+        <w:rPr>
+          <w:b/>
+          <w:bCs/>
+        </w:rPr>
+      </w:pPr>
+    </w:p>
+    <w:p>
+      <w:pPr>
+        <w:rPr>
+          <w:b/>
+          <w:bCs/>
+        </w:rPr>
+      </w:pPr>
+      <w:r>
+        <w:rPr>
+          <w:b/>
+          <w:bCs/>
+        </w:rPr>
+        <w:t>Testing</w:t>
+      </w:r>
+    </w:p>
+    <w:p>
+      <w:pPr>
+        <w:rPr>
+          <w:b/>
+          <w:bCs/>
+        </w:rPr>
+      </w:pPr>
+      <w:r>
+        <w:rPr>
+          <w:b/>
+          <w:bCs/>
+        </w:rPr>
+        <w:t>B To C Reading Diode Testing</w:t>
+      </w:r>
+    </w:p>
+    <w:p>
+      <w:pPr>
+        <w:rPr>
+          <w:b/>
+          <w:bCs/>
+        </w:rPr>
+      </w:pPr>
+      <w:r>
+        <w:rPr>
+          <w:b/>
+          <w:bCs/>
+        </w:rPr>
+        <w:t>B to E Reading Diode Testing</w:t>
+      </w:r>
+    </w:p>
+    <w:p>
+      <w:pPr>
+        <w:rPr>
+          <w:b/>
+          <w:bCs/>
+        </w:rPr>
+      </w:pPr>
+      <w:r>
+        <w:rPr>
+          <w:b/>
+          <w:bCs/>
+        </w:rPr>
+        <w:t>E par C se jyda reading hoti hai.</w:t>
+      </w:r>
+    </w:p>
+    <w:p>
+      <w:pPr>
+        <w:rPr>
+          <w:b/>
+          <w:bCs/>
+        </w:rPr>
+      </w:pPr>
     </w:p>
     <w:sectPr>
       <w:pgSz w:w="12240" w:h="15840"/>

--- a/Laptops/9- Transistor.docx
+++ b/Laptops/9- Transistor.docx
@@ -532,12 +532,17 @@
         <w:rPr>
           <w:b/>
           <w:bCs/>
-        </w:rPr>
-      </w:pPr>
-      <w:r>
-        <w:rPr>
-          <w:b/>
-          <w:bCs/>
+          <w:sz w:val="30"/>
+          <w:szCs w:val="30"/>
+        </w:rPr>
+      </w:pPr>
+      <w:r>
+        <w:rPr>
+          <w:b/>
+          <w:bCs/>
+          <w:sz w:val="30"/>
+          <w:szCs w:val="30"/>
+          <w:highlight w:val="yellow"/>
         </w:rPr>
         <w:t>NPN</w:t>
       </w:r>
@@ -571,9 +576,9 @@
           <w:noProof/>
         </w:rPr>
         <w:drawing>
-          <wp:inline distT="0" distB="0" distL="0" distR="0" wp14:anchorId="58F8BA72" wp14:editId="50D11782">
-            <wp:extent cx="6543675" cy="3609975"/>
-            <wp:effectExtent l="0" t="0" r="9525" b="9525"/>
+          <wp:inline distT="0" distB="0" distL="0" distR="0" wp14:anchorId="58F8BA72" wp14:editId="775D71FD">
+            <wp:extent cx="5907820" cy="3259190"/>
+            <wp:effectExtent l="0" t="0" r="0" b="0"/>
             <wp:docPr id="6" name="Picture 6"/>
             <wp:cNvGraphicFramePr>
               <a:graphicFrameLocks xmlns:a="http://schemas.openxmlformats.org/drawingml/2006/main" noChangeAspect="1"/>
@@ -603,7 +608,7 @@
                   <pic:spPr bwMode="auto">
                     <a:xfrm>
                       <a:off x="0" y="0"/>
-                      <a:ext cx="6543675" cy="3609975"/>
+                      <a:ext cx="5925724" cy="3269067"/>
                     </a:xfrm>
                     <a:prstGeom prst="rect">
                       <a:avLst/>
@@ -631,51 +636,13 @@
         <w:rPr>
           <w:b/>
           <w:bCs/>
-        </w:rPr>
-        <w:t xml:space="preserve">PNP </w:t>
-      </w:r>
-    </w:p>
-    <w:p>
-      <w:pPr>
-        <w:rPr>
-          <w:b/>
-          <w:bCs/>
-        </w:rPr>
-      </w:pPr>
-      <w:r>
-        <w:rPr>
-          <w:b/>
-          <w:bCs/>
-        </w:rPr>
-        <w:t>Base par votage nhi hona chahiye tabhi</w:t>
-      </w:r>
-      <w:r>
-        <w:rPr>
-          <w:b/>
-          <w:bCs/>
-        </w:rPr>
-        <w:br/>
-        <w:t>Input (Emitter) se output (collector) par voltage jayega</w:t>
-      </w:r>
-    </w:p>
-    <w:p>
-      <w:pPr>
-        <w:rPr>
-          <w:b/>
-          <w:bCs/>
-        </w:rPr>
-      </w:pPr>
-      <w:r>
-        <w:rPr>
-          <w:b/>
-          <w:bCs/>
           <w:noProof/>
         </w:rPr>
         <w:drawing>
-          <wp:inline distT="0" distB="0" distL="0" distR="0" wp14:anchorId="7B081A3C" wp14:editId="5094628A">
-            <wp:extent cx="3381375" cy="3343275"/>
-            <wp:effectExtent l="0" t="0" r="9525" b="9525"/>
-            <wp:docPr id="7" name="Picture 7"/>
+          <wp:inline distT="0" distB="0" distL="0" distR="0" wp14:anchorId="00C07687" wp14:editId="1CA497A1">
+            <wp:extent cx="3657600" cy="3978806"/>
+            <wp:effectExtent l="0" t="0" r="0" b="3175"/>
+            <wp:docPr id="12" name="Picture 12"/>
             <wp:cNvGraphicFramePr>
               <a:graphicFrameLocks xmlns:a="http://schemas.openxmlformats.org/drawingml/2006/main" noChangeAspect="1"/>
             </wp:cNvGraphicFramePr>
@@ -683,7 +650,7 @@
               <a:graphicData uri="http://schemas.openxmlformats.org/drawingml/2006/picture">
                 <pic:pic xmlns:pic="http://schemas.openxmlformats.org/drawingml/2006/picture">
                   <pic:nvPicPr>
-                    <pic:cNvPr id="0" name="Picture 7"/>
+                    <pic:cNvPr id="0" name="Picture 3"/>
                     <pic:cNvPicPr>
                       <a:picLocks noChangeAspect="1" noChangeArrowheads="1"/>
                     </pic:cNvPicPr>
@@ -704,7 +671,261 @@
                   <pic:spPr bwMode="auto">
                     <a:xfrm>
                       <a:off x="0" y="0"/>
-                      <a:ext cx="3381375" cy="3343275"/>
+                      <a:ext cx="3663582" cy="3985313"/>
+                    </a:xfrm>
+                    <a:prstGeom prst="rect">
+                      <a:avLst/>
+                    </a:prstGeom>
+                    <a:noFill/>
+                    <a:ln>
+                      <a:noFill/>
+                    </a:ln>
+                  </pic:spPr>
+                </pic:pic>
+              </a:graphicData>
+            </a:graphic>
+          </wp:inline>
+        </w:drawing>
+      </w:r>
+    </w:p>
+    <w:p>
+      <w:pPr>
+        <w:rPr>
+          <w:b/>
+          <w:bCs/>
+          <w:sz w:val="30"/>
+          <w:szCs w:val="30"/>
+          <w:highlight w:val="yellow"/>
+        </w:rPr>
+      </w:pPr>
+    </w:p>
+    <w:p>
+      <w:pPr>
+        <w:rPr>
+          <w:b/>
+          <w:bCs/>
+          <w:sz w:val="30"/>
+          <w:szCs w:val="30"/>
+        </w:rPr>
+      </w:pPr>
+      <w:r>
+        <w:rPr>
+          <w:b/>
+          <w:bCs/>
+          <w:sz w:val="30"/>
+          <w:szCs w:val="30"/>
+          <w:highlight w:val="yellow"/>
+        </w:rPr>
+        <w:lastRenderedPageBreak/>
+        <w:t>PNP</w:t>
+      </w:r>
+      <w:r>
+        <w:rPr>
+          <w:b/>
+          <w:bCs/>
+          <w:sz w:val="30"/>
+          <w:szCs w:val="30"/>
+        </w:rPr>
+        <w:t xml:space="preserve"> </w:t>
+      </w:r>
+    </w:p>
+    <w:p>
+      <w:pPr>
+        <w:rPr>
+          <w:b/>
+          <w:bCs/>
+        </w:rPr>
+      </w:pPr>
+      <w:r>
+        <w:rPr>
+          <w:b/>
+          <w:bCs/>
+        </w:rPr>
+        <w:t>Base par votage nhi hona chahiye tabhi</w:t>
+      </w:r>
+      <w:r>
+        <w:rPr>
+          <w:b/>
+          <w:bCs/>
+        </w:rPr>
+        <w:br/>
+        <w:t>Input (Emitter) se output (collector) par voltage jayega</w:t>
+      </w:r>
+    </w:p>
+    <w:p>
+      <w:pPr>
+        <w:rPr>
+          <w:b/>
+          <w:bCs/>
+          <w:noProof/>
+        </w:rPr>
+      </w:pPr>
+      <w:r>
+        <w:rPr>
+          <w:b/>
+          <w:bCs/>
+          <w:noProof/>
+        </w:rPr>
+        <w:drawing>
+          <wp:inline distT="0" distB="0" distL="0" distR="0" wp14:anchorId="7B081A3C" wp14:editId="6F769F30">
+            <wp:extent cx="2130950" cy="2106939"/>
+            <wp:effectExtent l="0" t="0" r="3175" b="7620"/>
+            <wp:docPr id="7" name="Picture 7"/>
+            <wp:cNvGraphicFramePr>
+              <a:graphicFrameLocks xmlns:a="http://schemas.openxmlformats.org/drawingml/2006/main" noChangeAspect="1"/>
+            </wp:cNvGraphicFramePr>
+            <a:graphic xmlns:a="http://schemas.openxmlformats.org/drawingml/2006/main">
+              <a:graphicData uri="http://schemas.openxmlformats.org/drawingml/2006/picture">
+                <pic:pic xmlns:pic="http://schemas.openxmlformats.org/drawingml/2006/picture">
+                  <pic:nvPicPr>
+                    <pic:cNvPr id="0" name="Picture 7"/>
+                    <pic:cNvPicPr>
+                      <a:picLocks noChangeAspect="1" noChangeArrowheads="1"/>
+                    </pic:cNvPicPr>
+                  </pic:nvPicPr>
+                  <pic:blipFill>
+                    <a:blip r:embed="rId11">
+                      <a:extLst>
+                        <a:ext uri="{28A0092B-C50C-407E-A947-70E740481C1C}">
+                          <a14:useLocalDpi xmlns:a14="http://schemas.microsoft.com/office/drawing/2010/main" val="0"/>
+                        </a:ext>
+                      </a:extLst>
+                    </a:blip>
+                    <a:srcRect/>
+                    <a:stretch>
+                      <a:fillRect/>
+                    </a:stretch>
+                  </pic:blipFill>
+                  <pic:spPr bwMode="auto">
+                    <a:xfrm>
+                      <a:off x="0" y="0"/>
+                      <a:ext cx="2145094" cy="2120924"/>
+                    </a:xfrm>
+                    <a:prstGeom prst="rect">
+                      <a:avLst/>
+                    </a:prstGeom>
+                    <a:noFill/>
+                    <a:ln>
+                      <a:noFill/>
+                    </a:ln>
+                  </pic:spPr>
+                </pic:pic>
+              </a:graphicData>
+            </a:graphic>
+          </wp:inline>
+        </w:drawing>
+      </w:r>
+      <w:r>
+        <w:rPr>
+          <w:b/>
+          <w:bCs/>
+          <w:noProof/>
+        </w:rPr>
+        <w:t xml:space="preserve">                                    </w:t>
+      </w:r>
+      <w:r>
+        <w:rPr>
+          <w:b/>
+          <w:bCs/>
+          <w:noProof/>
+        </w:rPr>
+        <w:drawing>
+          <wp:inline distT="0" distB="0" distL="0" distR="0" wp14:anchorId="1CFEA0E2" wp14:editId="238AEA2F">
+            <wp:extent cx="2423381" cy="3307743"/>
+            <wp:effectExtent l="0" t="0" r="0" b="6985"/>
+            <wp:docPr id="9" name="Picture 9"/>
+            <wp:cNvGraphicFramePr>
+              <a:graphicFrameLocks xmlns:a="http://schemas.openxmlformats.org/drawingml/2006/main" noChangeAspect="1"/>
+            </wp:cNvGraphicFramePr>
+            <a:graphic xmlns:a="http://schemas.openxmlformats.org/drawingml/2006/main">
+              <a:graphicData uri="http://schemas.openxmlformats.org/drawingml/2006/picture">
+                <pic:pic xmlns:pic="http://schemas.openxmlformats.org/drawingml/2006/picture">
+                  <pic:nvPicPr>
+                    <pic:cNvPr id="0" name="Picture 1"/>
+                    <pic:cNvPicPr>
+                      <a:picLocks noChangeAspect="1" noChangeArrowheads="1"/>
+                    </pic:cNvPicPr>
+                  </pic:nvPicPr>
+                  <pic:blipFill>
+                    <a:blip r:embed="rId12">
+                      <a:extLst>
+                        <a:ext uri="{28A0092B-C50C-407E-A947-70E740481C1C}">
+                          <a14:useLocalDpi xmlns:a14="http://schemas.microsoft.com/office/drawing/2010/main" val="0"/>
+                        </a:ext>
+                      </a:extLst>
+                    </a:blip>
+                    <a:srcRect/>
+                    <a:stretch>
+                      <a:fillRect/>
+                    </a:stretch>
+                  </pic:blipFill>
+                  <pic:spPr bwMode="auto">
+                    <a:xfrm>
+                      <a:off x="0" y="0"/>
+                      <a:ext cx="2429990" cy="3316763"/>
+                    </a:xfrm>
+                    <a:prstGeom prst="rect">
+                      <a:avLst/>
+                    </a:prstGeom>
+                    <a:noFill/>
+                    <a:ln>
+                      <a:noFill/>
+                    </a:ln>
+                  </pic:spPr>
+                </pic:pic>
+              </a:graphicData>
+            </a:graphic>
+          </wp:inline>
+        </w:drawing>
+      </w:r>
+    </w:p>
+    <w:p>
+      <w:pPr>
+        <w:rPr>
+          <w:b/>
+          <w:bCs/>
+        </w:rPr>
+      </w:pPr>
+      <w:r>
+        <w:rPr>
+          <w:b/>
+          <w:bCs/>
+          <w:noProof/>
+        </w:rPr>
+        <w:drawing>
+          <wp:inline distT="0" distB="0" distL="0" distR="0" wp14:anchorId="31EDB740" wp14:editId="44B2B68C">
+            <wp:extent cx="3135757" cy="2592126"/>
+            <wp:effectExtent l="0" t="0" r="7620" b="0"/>
+            <wp:docPr id="11" name="Picture 11"/>
+            <wp:cNvGraphicFramePr>
+              <a:graphicFrameLocks xmlns:a="http://schemas.openxmlformats.org/drawingml/2006/main" noChangeAspect="1"/>
+            </wp:cNvGraphicFramePr>
+            <a:graphic xmlns:a="http://schemas.openxmlformats.org/drawingml/2006/main">
+              <a:graphicData uri="http://schemas.openxmlformats.org/drawingml/2006/picture">
+                <pic:pic xmlns:pic="http://schemas.openxmlformats.org/drawingml/2006/picture">
+                  <pic:nvPicPr>
+                    <pic:cNvPr id="0" name="Picture 2"/>
+                    <pic:cNvPicPr>
+                      <a:picLocks noChangeAspect="1" noChangeArrowheads="1"/>
+                    </pic:cNvPicPr>
+                  </pic:nvPicPr>
+                  <pic:blipFill>
+                    <a:blip r:embed="rId13">
+                      <a:extLst>
+                        <a:ext uri="{28A0092B-C50C-407E-A947-70E740481C1C}">
+                          <a14:useLocalDpi xmlns:a14="http://schemas.microsoft.com/office/drawing/2010/main" val="0"/>
+                        </a:ext>
+                      </a:extLst>
+                    </a:blip>
+                    <a:srcRect/>
+                    <a:stretch>
+                      <a:fillRect/>
+                    </a:stretch>
+                  </pic:blipFill>
+                  <pic:spPr bwMode="auto">
+                    <a:xfrm>
+                      <a:off x="0" y="0"/>
+                      <a:ext cx="3143448" cy="2598484"/>
                     </a:xfrm>
                     <a:prstGeom prst="rect">
                       <a:avLst/>
@@ -753,7 +974,7 @@
                     </pic:cNvPicPr>
                   </pic:nvPicPr>
                   <pic:blipFill>
-                    <a:blip r:embed="rId11">
+                    <a:blip r:embed="rId14">
                       <a:extLst>
                         <a:ext uri="{28A0092B-C50C-407E-A947-70E740481C1C}">
                           <a14:useLocalDpi xmlns:a14="http://schemas.microsoft.com/office/drawing/2010/main" val="0"/>
@@ -816,7 +1037,7 @@
                     </pic:cNvPicPr>
                   </pic:nvPicPr>
                   <pic:blipFill>
-                    <a:blip r:embed="rId12">
+                    <a:blip r:embed="rId15">
                       <a:extLst>
                         <a:ext uri="{28A0092B-C50C-407E-A947-70E740481C1C}">
                           <a14:useLocalDpi xmlns:a14="http://schemas.microsoft.com/office/drawing/2010/main" val="0"/>
@@ -870,50 +1091,141 @@
         </w:rPr>
         <w:t>Testing</w:t>
       </w:r>
-    </w:p>
-    <w:p>
-      <w:pPr>
-        <w:rPr>
-          <w:b/>
-          <w:bCs/>
-        </w:rPr>
-      </w:pPr>
-      <w:r>
-        <w:rPr>
-          <w:b/>
-          <w:bCs/>
-        </w:rPr>
-        <w:t>B To C Reading Diode Testing</w:t>
-      </w:r>
-    </w:p>
-    <w:p>
-      <w:pPr>
-        <w:rPr>
-          <w:b/>
-          <w:bCs/>
-        </w:rPr>
-      </w:pPr>
-      <w:r>
-        <w:rPr>
-          <w:b/>
-          <w:bCs/>
-        </w:rPr>
-        <w:t>B to E Reading Diode Testing</w:t>
-      </w:r>
-    </w:p>
-    <w:p>
-      <w:pPr>
-        <w:rPr>
-          <w:b/>
-          <w:bCs/>
-        </w:rPr>
-      </w:pPr>
-      <w:r>
-        <w:rPr>
-          <w:b/>
-          <w:bCs/>
-        </w:rPr>
-        <w:t>E par C se jyda reading hoti hai.</w:t>
+      <w:r>
+        <w:rPr>
+          <w:b/>
+          <w:bCs/>
+        </w:rPr>
+        <w:t xml:space="preserve"> – Diode Mode</w:t>
+      </w:r>
+    </w:p>
+    <w:p>
+      <w:pPr>
+        <w:rPr>
+          <w:b/>
+          <w:bCs/>
+        </w:rPr>
+      </w:pPr>
+      <w:r>
+        <w:rPr>
+          <w:b/>
+          <w:bCs/>
+        </w:rPr>
+        <w:t>B</w:t>
+      </w:r>
+      <w:r>
+        <w:rPr>
+          <w:b/>
+          <w:bCs/>
+        </w:rPr>
+        <w:t>(+)</w:t>
+      </w:r>
+      <w:r>
+        <w:rPr>
+          <w:b/>
+          <w:bCs/>
+        </w:rPr>
+        <w:t xml:space="preserve"> To C</w:t>
+      </w:r>
+      <w:r>
+        <w:rPr>
+          <w:b/>
+          <w:bCs/>
+        </w:rPr>
+        <w:t>(-)</w:t>
+      </w:r>
+      <w:r>
+        <w:rPr>
+          <w:b/>
+          <w:bCs/>
+        </w:rPr>
+        <w:t xml:space="preserve"> Reading Diode Testing</w:t>
+      </w:r>
+    </w:p>
+    <w:p>
+      <w:pPr>
+        <w:rPr>
+          <w:b/>
+          <w:bCs/>
+        </w:rPr>
+      </w:pPr>
+      <w:r>
+        <w:rPr>
+          <w:b/>
+          <w:bCs/>
+        </w:rPr>
+        <w:t>B</w:t>
+      </w:r>
+      <w:r>
+        <w:rPr>
+          <w:b/>
+          <w:bCs/>
+        </w:rPr>
+        <w:t>(+)</w:t>
+      </w:r>
+      <w:r>
+        <w:rPr>
+          <w:b/>
+          <w:bCs/>
+        </w:rPr>
+        <w:t xml:space="preserve"> to E</w:t>
+      </w:r>
+      <w:r>
+        <w:rPr>
+          <w:b/>
+          <w:bCs/>
+        </w:rPr>
+        <w:t>(-)</w:t>
+      </w:r>
+      <w:r>
+        <w:rPr>
+          <w:b/>
+          <w:bCs/>
+        </w:rPr>
+        <w:t xml:space="preserve"> Reading Diode Testing</w:t>
+      </w:r>
+    </w:p>
+    <w:p>
+      <w:pPr>
+        <w:rPr>
+          <w:b/>
+          <w:bCs/>
+        </w:rPr>
+      </w:pPr>
+      <w:r>
+        <w:rPr>
+          <w:b/>
+          <w:bCs/>
+        </w:rPr>
+        <w:t>B</w:t>
+      </w:r>
+      <w:r>
+        <w:rPr>
+          <w:b/>
+          <w:bCs/>
+        </w:rPr>
+        <w:t xml:space="preserve">E par </w:t>
+      </w:r>
+      <w:r>
+        <w:rPr>
+          <w:b/>
+          <w:bCs/>
+        </w:rPr>
+        <w:t>B</w:t>
+      </w:r>
+      <w:r>
+        <w:rPr>
+          <w:b/>
+          <w:bCs/>
+        </w:rPr>
+        <w:t>C se jyda reading hoti hai</w:t>
+      </w:r>
+      <w:r>
+        <w:rPr>
+          <w:b/>
+          <w:bCs/>
+        </w:rPr>
+        <w:t xml:space="preserve"> -BE&gt;BC</w:t>
       </w:r>
     </w:p>
     <w:p>

--- a/Laptops/9- Transistor.docx
+++ b/Laptops/9- Transistor.docx
@@ -1082,12 +1082,16 @@
         <w:rPr>
           <w:b/>
           <w:bCs/>
-        </w:rPr>
-      </w:pPr>
-      <w:r>
-        <w:rPr>
-          <w:b/>
-          <w:bCs/>
+          <w:sz w:val="24"/>
+          <w:szCs w:val="24"/>
+        </w:rPr>
+      </w:pPr>
+      <w:r>
+        <w:rPr>
+          <w:b/>
+          <w:bCs/>
+          <w:sz w:val="24"/>
+          <w:szCs w:val="24"/>
         </w:rPr>
         <w:t>Testing</w:t>
       </w:r>
@@ -1095,6 +1099,8 @@
         <w:rPr>
           <w:b/>
           <w:bCs/>
+          <w:sz w:val="24"/>
+          <w:szCs w:val="24"/>
         </w:rPr>
         <w:t xml:space="preserve"> – Diode Mode</w:t>
       </w:r>

--- a/Laptops/9- Transistor.docx
+++ b/Laptops/9- Transistor.docx
@@ -97,6 +97,21 @@
           <w:bCs/>
         </w:rPr>
         <w:t xml:space="preserve"> D</w:t>
+      </w:r>
+      <w:r>
+        <w:rPr>
+          <w:b/>
+          <w:bCs/>
+        </w:rPr>
+        <w:t xml:space="preserve">, </w:t>
+      </w:r>
+      <w:r>
+        <w:rPr>
+          <w:b/>
+          <w:bCs/>
+          <w:highlight w:val="yellow"/>
+        </w:rPr>
+        <w:t>Q, PQ</w:t>
       </w:r>
     </w:p>
     <w:p>

--- a/Laptops/9- Transistor.docx
+++ b/Laptops/9- Transistor.docx
@@ -1,6 +1,6 @@
 
 <file path=word/document.xml><?xml version="1.0" encoding="utf-8"?>
-<w:document xmlns:wpc="http://schemas.microsoft.com/office/word/2010/wordprocessingCanvas" xmlns:cx="http://schemas.microsoft.com/office/drawing/2014/chartex" xmlns:cx1="http://schemas.microsoft.com/office/drawing/2015/9/8/chartex" xmlns:cx2="http://schemas.microsoft.com/office/drawing/2015/10/21/chartex" xmlns:cx3="http://schemas.microsoft.com/office/drawing/2016/5/9/chartex" xmlns:cx4="http://schemas.microsoft.com/office/drawing/2016/5/10/chartex" xmlns:cx5="http://schemas.microsoft.com/office/drawing/2016/5/11/chartex" xmlns:cx6="http://schemas.microsoft.com/office/drawing/2016/5/12/chartex" xmlns:cx7="http://schemas.microsoft.com/office/drawing/2016/5/13/chartex" xmlns:cx8="http://schemas.microsoft.com/office/drawing/2016/5/14/chartex" xmlns:mc="http://schemas.openxmlformats.org/markup-compatibility/2006" xmlns:aink="http://schemas.microsoft.com/office/drawing/2016/ink" xmlns:am3d="http://schemas.microsoft.com/office/drawing/2017/model3d" xmlns:o="urn:schemas-microsoft-com:office:office" xmlns:oel="http://schemas.microsoft.com/office/2019/extlst" xmlns:r="http://schemas.openxmlformats.org/officeDocument/2006/relationships" xmlns:m="http://schemas.openxmlformats.org/officeDocument/2006/math" xmlns:v="urn:schemas-microsoft-com:vml" xmlns:wp14="http://schemas.microsoft.com/office/word/2010/wordprocessingDrawing" xmlns:wp="http://schemas.openxmlformats.org/drawingml/2006/wordprocessingDrawing" xmlns:w10="urn:schemas-microsoft-com:office:word" xmlns:w="http://schemas.openxmlformats.org/wordprocessingml/2006/main" xmlns:w14="http://schemas.microsoft.com/office/word/2010/wordml" xmlns:w15="http://schemas.microsoft.com/office/word/2012/wordml" xmlns:w16cex="http://schemas.microsoft.com/office/word/2018/wordml/cex" xmlns:w16cid="http://schemas.microsoft.com/office/word/2016/wordml/cid" xmlns:w16="http://schemas.microsoft.com/office/word/2018/wordml" xmlns:w16sdtdh="http://schemas.microsoft.com/office/word/2020/wordml/sdtdatahash" xmlns:w16se="http://schemas.microsoft.com/office/word/2015/wordml/symex" xmlns:wpg="http://schemas.microsoft.com/office/word/2010/wordprocessingGroup" xmlns:wpi="http://schemas.microsoft.com/office/word/2010/wordprocessingInk" xmlns:wne="http://schemas.microsoft.com/office/word/2006/wordml" xmlns:wps="http://schemas.microsoft.com/office/word/2010/wordprocessingShape" mc:Ignorable="w14 w15 w16se w16cid w16 w16cex w16sdtdh wp14">
+<w:document xmlns:wpc="http://schemas.microsoft.com/office/word/2010/wordprocessingCanvas" xmlns:cx="http://schemas.microsoft.com/office/drawing/2014/chartex" xmlns:cx1="http://schemas.microsoft.com/office/drawing/2015/9/8/chartex" xmlns:cx2="http://schemas.microsoft.com/office/drawing/2015/10/21/chartex" xmlns:cx3="http://schemas.microsoft.com/office/drawing/2016/5/9/chartex" xmlns:cx4="http://schemas.microsoft.com/office/drawing/2016/5/10/chartex" xmlns:cx5="http://schemas.microsoft.com/office/drawing/2016/5/11/chartex" xmlns:cx6="http://schemas.microsoft.com/office/drawing/2016/5/12/chartex" xmlns:cx7="http://schemas.microsoft.com/office/drawing/2016/5/13/chartex" xmlns:cx8="http://schemas.microsoft.com/office/drawing/2016/5/14/chartex" xmlns:mc="http://schemas.openxmlformats.org/markup-compatibility/2006" xmlns:aink="http://schemas.microsoft.com/office/drawing/2016/ink" xmlns:am3d="http://schemas.microsoft.com/office/drawing/2017/model3d" xmlns:o="urn:schemas-microsoft-com:office:office" xmlns:r="http://schemas.openxmlformats.org/officeDocument/2006/relationships" xmlns:m="http://schemas.openxmlformats.org/officeDocument/2006/math" xmlns:v="urn:schemas-microsoft-com:vml" xmlns:wp14="http://schemas.microsoft.com/office/word/2010/wordprocessingDrawing" xmlns:wp="http://schemas.openxmlformats.org/drawingml/2006/wordprocessingDrawing" xmlns:w10="urn:schemas-microsoft-com:office:word" xmlns:w="http://schemas.openxmlformats.org/wordprocessingml/2006/main" xmlns:w14="http://schemas.microsoft.com/office/word/2010/wordml" xmlns:w15="http://schemas.microsoft.com/office/word/2012/wordml" xmlns:w16cex="http://schemas.microsoft.com/office/word/2018/wordml/cex" xmlns:w16cid="http://schemas.microsoft.com/office/word/2016/wordml/cid" xmlns:w16="http://schemas.microsoft.com/office/word/2018/wordml" xmlns:w16sdtdh="http://schemas.microsoft.com/office/word/2020/wordml/sdtdatahash" xmlns:w16se="http://schemas.microsoft.com/office/word/2015/wordml/symex" xmlns:wpg="http://schemas.microsoft.com/office/word/2010/wordprocessingGroup" xmlns:wpi="http://schemas.microsoft.com/office/word/2010/wordprocessingInk" xmlns:wne="http://schemas.microsoft.com/office/word/2006/wordml" xmlns:wps="http://schemas.microsoft.com/office/word/2010/wordprocessingShape" mc:Ignorable="w14 w15 w16se w16cid w16 w16cex w16sdtdh wp14">
   <w:body>
     <w:p>
       <w:pPr>
@@ -38,7 +38,7 @@
                     </pic:cNvPicPr>
                   </pic:nvPicPr>
                   <pic:blipFill>
-                    <a:blip r:embed="rId4">
+                    <a:blip r:embed="rId5">
                       <a:extLst>
                         <a:ext uri="{28A0092B-C50C-407E-A947-70E740481C1C}">
                           <a14:useLocalDpi xmlns:a14="http://schemas.microsoft.com/office/drawing/2010/main" val="0"/>
@@ -145,7 +145,7 @@
                     </pic:cNvPicPr>
                   </pic:nvPicPr>
                   <pic:blipFill>
-                    <a:blip r:embed="rId5">
+                    <a:blip r:embed="rId6">
                       <a:extLst>
                         <a:ext uri="{28A0092B-C50C-407E-A947-70E740481C1C}">
                           <a14:useLocalDpi xmlns:a14="http://schemas.microsoft.com/office/drawing/2010/main" val="0"/>
@@ -232,7 +232,7 @@
                     </pic:cNvPicPr>
                   </pic:nvPicPr>
                   <pic:blipFill>
-                    <a:blip r:embed="rId6">
+                    <a:blip r:embed="rId7">
                       <a:extLst>
                         <a:ext uri="{28A0092B-C50C-407E-A947-70E740481C1C}">
                           <a14:useLocalDpi xmlns:a14="http://schemas.microsoft.com/office/drawing/2010/main" val="0"/>
@@ -303,7 +303,7 @@
                     </pic:cNvPicPr>
                   </pic:nvPicPr>
                   <pic:blipFill>
-                    <a:blip r:embed="rId7">
+                    <a:blip r:embed="rId8">
                       <a:extLst>
                         <a:ext uri="{28A0092B-C50C-407E-A947-70E740481C1C}">
                           <a14:useLocalDpi xmlns:a14="http://schemas.microsoft.com/office/drawing/2010/main" val="0"/>
@@ -414,7 +414,7 @@
                     </pic:cNvPicPr>
                   </pic:nvPicPr>
                   <pic:blipFill>
-                    <a:blip r:embed="rId8">
+                    <a:blip r:embed="rId9">
                       <a:extLst>
                         <a:ext uri="{28A0092B-C50C-407E-A947-70E740481C1C}">
                           <a14:useLocalDpi xmlns:a14="http://schemas.microsoft.com/office/drawing/2010/main" val="0"/>
@@ -561,6 +561,15 @@
         </w:rPr>
         <w:t>NPN</w:t>
       </w:r>
+      <w:r>
+        <w:rPr>
+          <w:b/>
+          <w:bCs/>
+          <w:sz w:val="30"/>
+          <w:szCs w:val="30"/>
+        </w:rPr>
+        <w:t xml:space="preserve"> Working Process</w:t>
+      </w:r>
     </w:p>
     <w:p>
       <w:pPr>
@@ -608,7 +617,7 @@
                     </pic:cNvPicPr>
                   </pic:nvPicPr>
                   <pic:blipFill>
-                    <a:blip r:embed="rId9">
+                    <a:blip r:embed="rId10">
                       <a:extLst>
                         <a:ext uri="{28A0092B-C50C-407E-A947-70E740481C1C}">
                           <a14:useLocalDpi xmlns:a14="http://schemas.microsoft.com/office/drawing/2010/main" val="0"/>
@@ -671,7 +680,7 @@
                     </pic:cNvPicPr>
                   </pic:nvPicPr>
                   <pic:blipFill>
-                    <a:blip r:embed="rId10">
+                    <a:blip r:embed="rId11">
                       <a:extLst>
                         <a:ext uri="{28A0092B-C50C-407E-A947-70E740481C1C}">
                           <a14:useLocalDpi xmlns:a14="http://schemas.microsoft.com/office/drawing/2010/main" val="0"/>
@@ -799,7 +808,7 @@
                     </pic:cNvPicPr>
                   </pic:nvPicPr>
                   <pic:blipFill>
-                    <a:blip r:embed="rId11">
+                    <a:blip r:embed="rId12">
                       <a:extLst>
                         <a:ext uri="{28A0092B-C50C-407E-A947-70E740481C1C}">
                           <a14:useLocalDpi xmlns:a14="http://schemas.microsoft.com/office/drawing/2010/main" val="0"/>
@@ -862,7 +871,7 @@
                     </pic:cNvPicPr>
                   </pic:nvPicPr>
                   <pic:blipFill>
-                    <a:blip r:embed="rId12">
+                    <a:blip r:embed="rId13">
                       <a:extLst>
                         <a:ext uri="{28A0092B-C50C-407E-A947-70E740481C1C}">
                           <a14:useLocalDpi xmlns:a14="http://schemas.microsoft.com/office/drawing/2010/main" val="0"/>
@@ -925,7 +934,7 @@
                     </pic:cNvPicPr>
                   </pic:nvPicPr>
                   <pic:blipFill>
-                    <a:blip r:embed="rId13">
+                    <a:blip r:embed="rId14">
                       <a:extLst>
                         <a:ext uri="{28A0092B-C50C-407E-A947-70E740481C1C}">
                           <a14:useLocalDpi xmlns:a14="http://schemas.microsoft.com/office/drawing/2010/main" val="0"/>
@@ -989,7 +998,7 @@
                     </pic:cNvPicPr>
                   </pic:nvPicPr>
                   <pic:blipFill>
-                    <a:blip r:embed="rId14">
+                    <a:blip r:embed="rId15">
                       <a:extLst>
                         <a:ext uri="{28A0092B-C50C-407E-A947-70E740481C1C}">
                           <a14:useLocalDpi xmlns:a14="http://schemas.microsoft.com/office/drawing/2010/main" val="0"/>
@@ -1052,7 +1061,7 @@
                     </pic:cNvPicPr>
                   </pic:nvPicPr>
                   <pic:blipFill>
-                    <a:blip r:embed="rId15">
+                    <a:blip r:embed="rId16">
                       <a:extLst>
                         <a:ext uri="{28A0092B-C50C-407E-A947-70E740481C1C}">
                           <a14:useLocalDpi xmlns:a14="http://schemas.microsoft.com/office/drawing/2010/main" val="0"/>
@@ -1257,6 +1266,1835 @@
         </w:rPr>
       </w:pPr>
     </w:p>
+    <w:p>
+      <w:pPr>
+        <w:spacing w:before="100" w:beforeAutospacing="1" w:after="100" w:afterAutospacing="1" w:line="240" w:lineRule="auto"/>
+        <w:outlineLvl w:val="1"/>
+        <w:rPr>
+          <w:rFonts w:ascii="Times New Roman" w:eastAsia="Times New Roman" w:hAnsi="Times New Roman" w:cs="Times New Roman"/>
+          <w:b/>
+          <w:bCs/>
+          <w:sz w:val="36"/>
+          <w:szCs w:val="36"/>
+        </w:rPr>
+      </w:pPr>
+      <w:r>
+        <w:rPr>
+          <w:rFonts w:ascii="Segoe UI Emoji" w:eastAsia="Times New Roman" w:hAnsi="Segoe UI Emoji" w:cs="Segoe UI Emoji"/>
+          <w:b/>
+          <w:bCs/>
+          <w:sz w:val="36"/>
+          <w:szCs w:val="36"/>
+        </w:rPr>
+        <w:lastRenderedPageBreak/>
+        <w:t>🔹</w:t>
+      </w:r>
+      <w:r>
+        <w:rPr>
+          <w:rFonts w:ascii="Times New Roman" w:eastAsia="Times New Roman" w:hAnsi="Times New Roman" w:cs="Times New Roman"/>
+          <w:b/>
+          <w:bCs/>
+          <w:sz w:val="36"/>
+          <w:szCs w:val="36"/>
+        </w:rPr>
+        <w:t xml:space="preserve"> Main Concept</w:t>
+      </w:r>
+      <w:r>
+        <w:rPr>
+          <w:rFonts w:ascii="Times New Roman" w:eastAsia="Times New Roman" w:hAnsi="Times New Roman" w:cs="Times New Roman"/>
+          <w:b/>
+          <w:bCs/>
+          <w:sz w:val="36"/>
+          <w:szCs w:val="36"/>
+        </w:rPr>
+        <w:t xml:space="preserve"> NPN</w:t>
+      </w:r>
+    </w:p>
+    <w:p>
+      <w:pPr>
+        <w:spacing w:before="100" w:beforeAutospacing="1" w:after="100" w:afterAutospacing="1" w:line="240" w:lineRule="auto"/>
+        <w:rPr>
+          <w:rFonts w:ascii="Times New Roman" w:eastAsia="Times New Roman" w:hAnsi="Times New Roman" w:cs="Times New Roman"/>
+          <w:sz w:val="24"/>
+          <w:szCs w:val="24"/>
+        </w:rPr>
+      </w:pPr>
+      <w:r>
+        <w:rPr>
+          <w:rFonts w:ascii="Times New Roman" w:eastAsia="Times New Roman" w:hAnsi="Times New Roman" w:cs="Times New Roman"/>
+          <w:sz w:val="24"/>
+          <w:szCs w:val="24"/>
+        </w:rPr>
+        <w:t xml:space="preserve">NPN transistor </w:t>
+      </w:r>
+      <w:r>
+        <w:rPr>
+          <w:rFonts w:ascii="Times New Roman" w:eastAsia="Times New Roman" w:hAnsi="Times New Roman" w:cs="Times New Roman"/>
+          <w:b/>
+          <w:bCs/>
+          <w:sz w:val="24"/>
+          <w:szCs w:val="24"/>
+        </w:rPr>
+        <w:t>voltage se ON hota hai</w:t>
+      </w:r>
+      <w:r>
+        <w:rPr>
+          <w:rFonts w:ascii="Times New Roman" w:eastAsia="Times New Roman" w:hAnsi="Times New Roman" w:cs="Times New Roman"/>
+          <w:sz w:val="24"/>
+          <w:szCs w:val="24"/>
+        </w:rPr>
+        <w:t>,</w:t>
+      </w:r>
+      <w:r>
+        <w:rPr>
+          <w:rFonts w:ascii="Times New Roman" w:eastAsia="Times New Roman" w:hAnsi="Times New Roman" w:cs="Times New Roman"/>
+          <w:sz w:val="24"/>
+          <w:szCs w:val="24"/>
+        </w:rPr>
+        <w:br/>
+        <w:t xml:space="preserve">lekin </w:t>
+      </w:r>
+      <w:r>
+        <w:rPr>
+          <w:rFonts w:ascii="Times New Roman" w:eastAsia="Times New Roman" w:hAnsi="Times New Roman" w:cs="Times New Roman"/>
+          <w:b/>
+          <w:bCs/>
+          <w:sz w:val="24"/>
+          <w:szCs w:val="24"/>
+        </w:rPr>
+        <w:t>current se control hota hai</w:t>
+      </w:r>
+      <w:r>
+        <w:rPr>
+          <w:rFonts w:ascii="Times New Roman" w:eastAsia="Times New Roman" w:hAnsi="Times New Roman" w:cs="Times New Roman"/>
+          <w:sz w:val="24"/>
+          <w:szCs w:val="24"/>
+        </w:rPr>
+        <w:t>.</w:t>
+      </w:r>
+    </w:p>
+    <w:p>
+      <w:pPr>
+        <w:spacing w:before="100" w:beforeAutospacing="1" w:after="100" w:afterAutospacing="1" w:line="240" w:lineRule="auto"/>
+      </w:pPr>
+      <w:r>
+        <w:t xml:space="preserve">Chhoti si </w:t>
+      </w:r>
+      <w:r>
+        <w:rPr>
+          <w:rStyle w:val="Strong"/>
+        </w:rPr>
+        <w:t>Base current</w:t>
+      </w:r>
+      <w:r>
+        <w:t xml:space="preserve"> se badi </w:t>
+      </w:r>
+      <w:r>
+        <w:rPr>
+          <w:rStyle w:val="Strong"/>
+        </w:rPr>
+        <w:t>Collector current</w:t>
+      </w:r>
+      <w:r>
+        <w:t xml:space="preserve"> control hoti hai.</w:t>
+      </w:r>
+    </w:p>
+    <w:p>
+      <w:pPr>
+        <w:spacing w:before="100" w:beforeAutospacing="1" w:after="100" w:afterAutospacing="1" w:line="240" w:lineRule="auto"/>
+        <w:rPr>
+          <w:rFonts w:ascii="Times New Roman" w:eastAsia="Times New Roman" w:hAnsi="Times New Roman" w:cs="Times New Roman"/>
+          <w:sz w:val="24"/>
+          <w:szCs w:val="24"/>
+        </w:rPr>
+      </w:pPr>
+      <w:r>
+        <w:t>NPN transistor me conventional current Collector se Emitter ko jata hai.</w:t>
+      </w:r>
+    </w:p>
+    <w:p>
+      <w:pPr>
+        <w:spacing w:before="100" w:beforeAutospacing="1" w:after="100" w:afterAutospacing="1" w:line="240" w:lineRule="auto"/>
+        <w:rPr>
+          <w:rFonts w:ascii="Times New Roman" w:eastAsia="Times New Roman" w:hAnsi="Times New Roman" w:cs="Times New Roman"/>
+          <w:sz w:val="24"/>
+          <w:szCs w:val="24"/>
+        </w:rPr>
+      </w:pPr>
+      <w:r>
+        <w:rPr>
+          <w:rFonts w:ascii="Times New Roman" w:eastAsia="Times New Roman" w:hAnsi="Times New Roman" w:cs="Times New Roman"/>
+          <w:sz w:val="24"/>
+          <w:szCs w:val="24"/>
+        </w:rPr>
+        <w:t>Important condition:</w:t>
+      </w:r>
+    </w:p>
+    <w:p>
+      <w:pPr>
+        <w:spacing w:before="100" w:beforeAutospacing="1" w:after="100" w:afterAutospacing="1" w:line="240" w:lineRule="auto"/>
+        <w:rPr>
+          <w:rFonts w:ascii="Times New Roman" w:eastAsia="Times New Roman" w:hAnsi="Times New Roman" w:cs="Times New Roman"/>
+          <w:b/>
+          <w:bCs/>
+          <w:sz w:val="24"/>
+          <w:szCs w:val="24"/>
+        </w:rPr>
+      </w:pPr>
+      <w:r>
+        <w:rPr>
+          <w:rFonts w:ascii="Times New Roman" w:eastAsia="Times New Roman" w:hAnsi="Times New Roman" w:cs="Times New Roman"/>
+          <w:b/>
+          <w:bCs/>
+          <w:sz w:val="24"/>
+          <w:szCs w:val="24"/>
+        </w:rPr>
+        <w:t>VBE≈0.7V(silicontransistor)</w:t>
+      </w:r>
+    </w:p>
+    <w:p>
+      <w:pPr>
+        <w:spacing w:before="100" w:beforeAutospacing="1" w:after="100" w:afterAutospacing="1" w:line="240" w:lineRule="auto"/>
+        <w:rPr>
+          <w:rFonts w:ascii="Times New Roman" w:eastAsia="Times New Roman" w:hAnsi="Times New Roman" w:cs="Times New Roman"/>
+          <w:b/>
+          <w:bCs/>
+          <w:sz w:val="24"/>
+          <w:szCs w:val="24"/>
+        </w:rPr>
+      </w:pPr>
+      <w:r>
+        <w:rPr>
+          <w:rFonts w:ascii="Times New Roman" w:eastAsia="Times New Roman" w:hAnsi="Times New Roman" w:cs="Times New Roman"/>
+          <w:b/>
+          <w:bCs/>
+          <w:sz w:val="24"/>
+          <w:szCs w:val="24"/>
+        </w:rPr>
+        <w:t>VBE​≥0.7V</w:t>
+      </w:r>
+    </w:p>
+    <w:p>
+      <w:pPr>
+        <w:spacing w:before="100" w:beforeAutospacing="1" w:after="100" w:afterAutospacing="1" w:line="240" w:lineRule="auto"/>
+        <w:rPr>
+          <w:rFonts w:ascii="Times New Roman" w:eastAsia="Times New Roman" w:hAnsi="Times New Roman" w:cs="Times New Roman"/>
+          <w:sz w:val="24"/>
+          <w:szCs w:val="24"/>
+        </w:rPr>
+      </w:pPr>
+      <w:r>
+        <w:rPr>
+          <w:rFonts w:ascii="Times New Roman" w:eastAsia="Times New Roman" w:hAnsi="Times New Roman" w:cs="Times New Roman"/>
+          <w:sz w:val="24"/>
+          <w:szCs w:val="24"/>
+        </w:rPr>
+        <w:t>Matlab:</w:t>
+      </w:r>
+    </w:p>
+    <w:p>
+      <w:pPr>
+        <w:spacing w:before="100" w:beforeAutospacing="1" w:after="100" w:afterAutospacing="1" w:line="240" w:lineRule="auto"/>
+        <w:rPr>
+          <w:rFonts w:ascii="Times New Roman" w:eastAsia="Times New Roman" w:hAnsi="Times New Roman" w:cs="Times New Roman"/>
+          <w:b/>
+          <w:bCs/>
+          <w:sz w:val="24"/>
+          <w:szCs w:val="24"/>
+        </w:rPr>
+      </w:pPr>
+      <w:r>
+        <w:rPr>
+          <w:rFonts w:ascii="Times New Roman" w:eastAsia="Times New Roman" w:hAnsi="Times New Roman" w:cs="Times New Roman"/>
+          <w:b/>
+          <w:bCs/>
+          <w:sz w:val="24"/>
+          <w:szCs w:val="24"/>
+        </w:rPr>
+        <w:t>Base=Emitter+0.7V</w:t>
+      </w:r>
+    </w:p>
+    <w:p>
+      <w:pPr>
+        <w:spacing w:before="100" w:beforeAutospacing="1" w:after="100" w:afterAutospacing="1" w:line="240" w:lineRule="auto"/>
+        <w:rPr>
+          <w:rFonts w:ascii="Times New Roman" w:eastAsia="Times New Roman" w:hAnsi="Times New Roman" w:cs="Times New Roman"/>
+          <w:sz w:val="24"/>
+          <w:szCs w:val="24"/>
+        </w:rPr>
+      </w:pPr>
+      <w:r>
+        <w:rPr>
+          <w:rFonts w:ascii="Times New Roman" w:eastAsia="Times New Roman" w:hAnsi="Times New Roman" w:cs="Times New Roman"/>
+          <w:sz w:val="24"/>
+          <w:szCs w:val="24"/>
+        </w:rPr>
+        <w:t>Simple rule:</w:t>
+      </w:r>
+      <w:r>
+        <w:rPr>
+          <w:rFonts w:ascii="Times New Roman" w:eastAsia="Times New Roman" w:hAnsi="Times New Roman" w:cs="Times New Roman"/>
+          <w:sz w:val="24"/>
+          <w:szCs w:val="24"/>
+        </w:rPr>
+        <w:br/>
+      </w:r>
+      <w:r>
+        <w:rPr>
+          <w:rFonts w:ascii="Times New Roman" w:eastAsia="Times New Roman" w:hAnsi="Times New Roman" w:cs="Times New Roman"/>
+          <w:b/>
+          <w:bCs/>
+          <w:sz w:val="24"/>
+          <w:szCs w:val="24"/>
+        </w:rPr>
+        <w:t>Base high → Transistor ON</w:t>
+      </w:r>
+    </w:p>
+    <w:p>
+      <w:pPr>
+        <w:spacing w:after="0" w:line="240" w:lineRule="auto"/>
+        <w:rPr>
+          <w:rFonts w:ascii="Times New Roman" w:eastAsia="Times New Roman" w:hAnsi="Times New Roman" w:cs="Times New Roman"/>
+          <w:sz w:val="24"/>
+          <w:szCs w:val="24"/>
+        </w:rPr>
+      </w:pPr>
+    </w:p>
+    <w:p>
+      <w:pPr>
+        <w:spacing w:after="0" w:line="240" w:lineRule="auto"/>
+        <w:rPr>
+          <w:rFonts w:ascii="Times New Roman" w:eastAsia="Times New Roman" w:hAnsi="Times New Roman" w:cs="Times New Roman"/>
+          <w:sz w:val="24"/>
+          <w:szCs w:val="24"/>
+        </w:rPr>
+      </w:pPr>
+    </w:p>
+    <w:p>
+      <w:pPr>
+        <w:spacing w:after="0" w:line="240" w:lineRule="auto"/>
+        <w:rPr>
+          <w:rFonts w:ascii="Times New Roman" w:eastAsia="Times New Roman" w:hAnsi="Times New Roman" w:cs="Times New Roman"/>
+          <w:sz w:val="24"/>
+          <w:szCs w:val="24"/>
+        </w:rPr>
+      </w:pPr>
+      <w:r>
+        <w:rPr>
+          <w:rFonts w:ascii="Times New Roman" w:eastAsia="Times New Roman" w:hAnsi="Times New Roman" w:cs="Times New Roman"/>
+          <w:sz w:val="24"/>
+          <w:szCs w:val="24"/>
+        </w:rPr>
+        <w:t>Matlab:</w:t>
+      </w:r>
+      <w:r>
+        <w:rPr>
+          <w:rFonts w:ascii="Times New Roman" w:eastAsia="Times New Roman" w:hAnsi="Times New Roman" w:cs="Times New Roman"/>
+          <w:sz w:val="24"/>
+          <w:szCs w:val="24"/>
+        </w:rPr>
+        <w:br/>
+        <w:t xml:space="preserve">Base voltage </w:t>
+      </w:r>
+      <w:r>
+        <w:rPr>
+          <w:rFonts w:ascii="Times New Roman" w:eastAsia="Times New Roman" w:hAnsi="Times New Roman" w:cs="Times New Roman"/>
+          <w:b/>
+          <w:bCs/>
+          <w:sz w:val="24"/>
+          <w:szCs w:val="24"/>
+        </w:rPr>
+        <w:t>Emitter se 0.7V zyada</w:t>
+      </w:r>
+      <w:r>
+        <w:rPr>
+          <w:rFonts w:ascii="Times New Roman" w:eastAsia="Times New Roman" w:hAnsi="Times New Roman" w:cs="Times New Roman"/>
+          <w:sz w:val="24"/>
+          <w:szCs w:val="24"/>
+        </w:rPr>
+        <w:t xml:space="preserve"> hona chahiye.</w:t>
+      </w:r>
+    </w:p>
+    <w:p>
+      <w:pPr>
+        <w:spacing w:after="0" w:line="240" w:lineRule="auto"/>
+        <w:rPr>
+          <w:rFonts w:ascii="Times New Roman" w:eastAsia="Times New Roman" w:hAnsi="Times New Roman" w:cs="Times New Roman"/>
+          <w:sz w:val="24"/>
+          <w:szCs w:val="24"/>
+        </w:rPr>
+      </w:pPr>
+      <w:r>
+        <w:rPr>
+          <w:rFonts w:ascii="Times New Roman" w:eastAsia="Times New Roman" w:hAnsi="Times New Roman" w:cs="Times New Roman"/>
+          <w:sz w:val="24"/>
+          <w:szCs w:val="24"/>
+        </w:rPr>
+        <w:pict w14:anchorId="2A48E7B7">
+          <v:rect id="_x0000_i1025" style="width:0;height:1.5pt" o:hralign="center" o:hrstd="t" o:hr="t" fillcolor="#a0a0a0" stroked="f"/>
+        </w:pict>
+      </w:r>
+    </w:p>
+    <w:p>
+      <w:pPr>
+        <w:spacing w:before="100" w:beforeAutospacing="1" w:after="100" w:afterAutospacing="1" w:line="240" w:lineRule="auto"/>
+        <w:outlineLvl w:val="1"/>
+        <w:rPr>
+          <w:rFonts w:ascii="Times New Roman" w:eastAsia="Times New Roman" w:hAnsi="Times New Roman" w:cs="Times New Roman"/>
+          <w:b/>
+          <w:bCs/>
+          <w:sz w:val="36"/>
+          <w:szCs w:val="36"/>
+        </w:rPr>
+      </w:pPr>
+      <w:r>
+        <w:rPr>
+          <w:rFonts w:ascii="Segoe UI Emoji" w:eastAsia="Times New Roman" w:hAnsi="Segoe UI Emoji" w:cs="Segoe UI Emoji"/>
+          <w:b/>
+          <w:bCs/>
+          <w:sz w:val="36"/>
+          <w:szCs w:val="36"/>
+        </w:rPr>
+        <w:t>🔎</w:t>
+      </w:r>
+      <w:r>
+        <w:rPr>
+          <w:rFonts w:ascii="Times New Roman" w:eastAsia="Times New Roman" w:hAnsi="Times New Roman" w:cs="Times New Roman"/>
+          <w:b/>
+          <w:bCs/>
+          <w:sz w:val="36"/>
+          <w:szCs w:val="36"/>
+        </w:rPr>
+        <w:t xml:space="preserve"> Case 1</w:t>
+      </w:r>
+    </w:p>
+    <w:p>
+      <w:pPr>
+        <w:spacing w:before="100" w:beforeAutospacing="1" w:after="100" w:afterAutospacing="1" w:line="240" w:lineRule="auto"/>
+        <w:rPr>
+          <w:rFonts w:ascii="Times New Roman" w:eastAsia="Times New Roman" w:hAnsi="Times New Roman" w:cs="Times New Roman"/>
+          <w:sz w:val="24"/>
+          <w:szCs w:val="24"/>
+        </w:rPr>
+      </w:pPr>
+      <w:r>
+        <w:rPr>
+          <w:rFonts w:ascii="Times New Roman" w:eastAsia="Times New Roman" w:hAnsi="Times New Roman" w:cs="Times New Roman"/>
+          <w:b/>
+          <w:bCs/>
+          <w:sz w:val="24"/>
+          <w:szCs w:val="24"/>
+        </w:rPr>
+        <w:t>C = 2V, B = 0.5V, E = 1V</w:t>
+      </w:r>
+    </w:p>
+    <w:p>
+      <w:pPr>
+        <w:spacing w:before="100" w:beforeAutospacing="1" w:after="100" w:afterAutospacing="1" w:line="240" w:lineRule="auto"/>
+        <w:rPr>
+          <w:rFonts w:ascii="Times New Roman" w:eastAsia="Times New Roman" w:hAnsi="Times New Roman" w:cs="Times New Roman"/>
+          <w:sz w:val="24"/>
+          <w:szCs w:val="24"/>
+        </w:rPr>
+      </w:pPr>
+      <w:r>
+        <w:rPr>
+          <w:rFonts w:ascii="Times New Roman" w:eastAsia="Times New Roman" w:hAnsi="Times New Roman" w:cs="Times New Roman"/>
+          <w:sz w:val="24"/>
+          <w:szCs w:val="24"/>
+        </w:rPr>
+        <w:t>Check karte hain:</w:t>
+      </w:r>
+    </w:p>
+    <w:p>
+      <w:pPr>
+        <w:spacing w:before="100" w:beforeAutospacing="1" w:after="100" w:afterAutospacing="1" w:line="240" w:lineRule="auto"/>
+        <w:rPr>
+          <w:rFonts w:ascii="Times New Roman" w:eastAsia="Times New Roman" w:hAnsi="Times New Roman" w:cs="Times New Roman"/>
+          <w:b/>
+          <w:bCs/>
+          <w:sz w:val="24"/>
+          <w:szCs w:val="24"/>
+        </w:rPr>
+      </w:pPr>
+      <w:r>
+        <w:rPr>
+          <w:rFonts w:ascii="Times New Roman" w:eastAsia="Times New Roman" w:hAnsi="Times New Roman" w:cs="Times New Roman"/>
+          <w:b/>
+          <w:bCs/>
+          <w:sz w:val="24"/>
+          <w:szCs w:val="24"/>
+        </w:rPr>
+        <w:t>VBE​=B−E=0.5−1=−0.5V</w:t>
+      </w:r>
+    </w:p>
+    <w:p>
+      <w:pPr>
+        <w:spacing w:before="100" w:beforeAutospacing="1" w:after="100" w:afterAutospacing="1" w:line="240" w:lineRule="auto"/>
+        <w:rPr>
+          <w:rFonts w:ascii="Times New Roman" w:eastAsia="Times New Roman" w:hAnsi="Times New Roman" w:cs="Times New Roman"/>
+          <w:sz w:val="24"/>
+          <w:szCs w:val="24"/>
+        </w:rPr>
+      </w:pPr>
+      <w:r>
+        <w:rPr>
+          <w:rFonts w:ascii="Segoe UI Emoji" w:eastAsia="Times New Roman" w:hAnsi="Segoe UI Emoji" w:cs="Segoe UI Emoji"/>
+          <w:sz w:val="24"/>
+          <w:szCs w:val="24"/>
+        </w:rPr>
+        <w:t>👉</w:t>
+      </w:r>
+      <w:r>
+        <w:rPr>
+          <w:rFonts w:ascii="Times New Roman" w:eastAsia="Times New Roman" w:hAnsi="Times New Roman" w:cs="Times New Roman"/>
+          <w:sz w:val="24"/>
+          <w:szCs w:val="24"/>
+        </w:rPr>
+        <w:t xml:space="preserve"> Ye negative hai (reverse bias)</w:t>
+      </w:r>
+    </w:p>
+    <w:p>
+      <w:pPr>
+        <w:spacing w:before="100" w:beforeAutospacing="1" w:after="100" w:afterAutospacing="1" w:line="240" w:lineRule="auto"/>
+        <w:rPr>
+          <w:rFonts w:ascii="Times New Roman" w:eastAsia="Times New Roman" w:hAnsi="Times New Roman" w:cs="Times New Roman"/>
+          <w:sz w:val="24"/>
+          <w:szCs w:val="24"/>
+        </w:rPr>
+      </w:pPr>
+      <w:r>
+        <w:rPr>
+          <w:rFonts w:ascii="Segoe UI Emoji" w:eastAsia="Times New Roman" w:hAnsi="Segoe UI Emoji" w:cs="Segoe UI Emoji"/>
+          <w:sz w:val="24"/>
+          <w:szCs w:val="24"/>
+        </w:rPr>
+        <w:t>❌</w:t>
+      </w:r>
+      <w:r>
+        <w:rPr>
+          <w:rFonts w:ascii="Times New Roman" w:eastAsia="Times New Roman" w:hAnsi="Times New Roman" w:cs="Times New Roman"/>
+          <w:sz w:val="24"/>
+          <w:szCs w:val="24"/>
+        </w:rPr>
+        <w:t xml:space="preserve"> Transistor OFF</w:t>
+      </w:r>
+      <w:r>
+        <w:rPr>
+          <w:rFonts w:ascii="Times New Roman" w:eastAsia="Times New Roman" w:hAnsi="Times New Roman" w:cs="Times New Roman"/>
+          <w:sz w:val="24"/>
+          <w:szCs w:val="24"/>
+        </w:rPr>
+        <w:br/>
+      </w:r>
+      <w:r>
+        <w:rPr>
+          <w:rFonts w:ascii="Segoe UI Emoji" w:eastAsia="Times New Roman" w:hAnsi="Segoe UI Emoji" w:cs="Segoe UI Emoji"/>
+          <w:sz w:val="24"/>
+          <w:szCs w:val="24"/>
+        </w:rPr>
+        <w:t>❌</w:t>
+      </w:r>
+      <w:r>
+        <w:rPr>
+          <w:rFonts w:ascii="Times New Roman" w:eastAsia="Times New Roman" w:hAnsi="Times New Roman" w:cs="Times New Roman"/>
+          <w:sz w:val="24"/>
+          <w:szCs w:val="24"/>
+        </w:rPr>
+        <w:t xml:space="preserve"> Collector current flow nahi karega</w:t>
+      </w:r>
+      <w:r>
+        <w:rPr>
+          <w:rFonts w:ascii="Times New Roman" w:eastAsia="Times New Roman" w:hAnsi="Times New Roman" w:cs="Times New Roman"/>
+          <w:sz w:val="24"/>
+          <w:szCs w:val="24"/>
+        </w:rPr>
+        <w:br/>
+      </w:r>
+      <w:r>
+        <w:rPr>
+          <w:rFonts w:ascii="Segoe UI Emoji" w:eastAsia="Times New Roman" w:hAnsi="Segoe UI Emoji" w:cs="Segoe UI Emoji"/>
+          <w:sz w:val="24"/>
+          <w:szCs w:val="24"/>
+        </w:rPr>
+        <w:t>❌</w:t>
+      </w:r>
+      <w:r>
+        <w:rPr>
+          <w:rFonts w:ascii="Times New Roman" w:eastAsia="Times New Roman" w:hAnsi="Times New Roman" w:cs="Times New Roman"/>
+          <w:sz w:val="24"/>
+          <w:szCs w:val="24"/>
+        </w:rPr>
+        <w:t xml:space="preserve"> Full current bilkul pass nahi karega</w:t>
+      </w:r>
+    </w:p>
+    <w:p>
+      <w:pPr>
+        <w:spacing w:after="0" w:line="240" w:lineRule="auto"/>
+        <w:rPr>
+          <w:rFonts w:ascii="Times New Roman" w:eastAsia="Times New Roman" w:hAnsi="Times New Roman" w:cs="Times New Roman"/>
+          <w:sz w:val="24"/>
+          <w:szCs w:val="24"/>
+        </w:rPr>
+      </w:pPr>
+      <w:r>
+        <w:rPr>
+          <w:rFonts w:ascii="Times New Roman" w:eastAsia="Times New Roman" w:hAnsi="Times New Roman" w:cs="Times New Roman"/>
+          <w:sz w:val="24"/>
+          <w:szCs w:val="24"/>
+        </w:rPr>
+        <w:pict w14:anchorId="49EE2F39">
+          <v:rect id="_x0000_i1026" style="width:0;height:1.5pt" o:hralign="center" o:hrstd="t" o:hr="t" fillcolor="#a0a0a0" stroked="f"/>
+        </w:pict>
+      </w:r>
+    </w:p>
+    <w:p>
+      <w:pPr>
+        <w:spacing w:before="100" w:beforeAutospacing="1" w:after="100" w:afterAutospacing="1" w:line="240" w:lineRule="auto"/>
+        <w:outlineLvl w:val="1"/>
+        <w:rPr>
+          <w:rFonts w:ascii="Times New Roman" w:eastAsia="Times New Roman" w:hAnsi="Times New Roman" w:cs="Times New Roman"/>
+          <w:b/>
+          <w:bCs/>
+          <w:sz w:val="36"/>
+          <w:szCs w:val="36"/>
+        </w:rPr>
+      </w:pPr>
+      <w:r>
+        <w:rPr>
+          <w:rFonts w:ascii="Segoe UI Emoji" w:eastAsia="Times New Roman" w:hAnsi="Segoe UI Emoji" w:cs="Segoe UI Emoji"/>
+          <w:b/>
+          <w:bCs/>
+          <w:sz w:val="36"/>
+          <w:szCs w:val="36"/>
+        </w:rPr>
+        <w:t>🔎</w:t>
+      </w:r>
+      <w:r>
+        <w:rPr>
+          <w:rFonts w:ascii="Times New Roman" w:eastAsia="Times New Roman" w:hAnsi="Times New Roman" w:cs="Times New Roman"/>
+          <w:b/>
+          <w:bCs/>
+          <w:sz w:val="36"/>
+          <w:szCs w:val="36"/>
+        </w:rPr>
+        <w:t xml:space="preserve"> Case 2</w:t>
+      </w:r>
+    </w:p>
+    <w:p>
+      <w:pPr>
+        <w:spacing w:before="100" w:beforeAutospacing="1" w:after="100" w:afterAutospacing="1" w:line="240" w:lineRule="auto"/>
+        <w:rPr>
+          <w:rFonts w:ascii="Times New Roman" w:eastAsia="Times New Roman" w:hAnsi="Times New Roman" w:cs="Times New Roman"/>
+          <w:sz w:val="24"/>
+          <w:szCs w:val="24"/>
+        </w:rPr>
+      </w:pPr>
+      <w:r>
+        <w:rPr>
+          <w:rFonts w:ascii="Times New Roman" w:eastAsia="Times New Roman" w:hAnsi="Times New Roman" w:cs="Times New Roman"/>
+          <w:b/>
+          <w:bCs/>
+          <w:sz w:val="24"/>
+          <w:szCs w:val="24"/>
+        </w:rPr>
+        <w:t>C = 2V, B = 2V+, E = 2V</w:t>
+      </w:r>
+    </w:p>
+    <w:p>
+      <w:pPr>
+        <w:spacing w:before="100" w:beforeAutospacing="1" w:after="100" w:afterAutospacing="1" w:line="240" w:lineRule="auto"/>
+        <w:rPr>
+          <w:rFonts w:ascii="Times New Roman" w:eastAsia="Times New Roman" w:hAnsi="Times New Roman" w:cs="Times New Roman"/>
+          <w:sz w:val="24"/>
+          <w:szCs w:val="24"/>
+        </w:rPr>
+      </w:pPr>
+      <w:r>
+        <w:rPr>
+          <w:rFonts w:ascii="Times New Roman" w:eastAsia="Times New Roman" w:hAnsi="Times New Roman" w:cs="Times New Roman"/>
+          <w:sz w:val="24"/>
+          <w:szCs w:val="24"/>
+        </w:rPr>
+        <w:lastRenderedPageBreak/>
+        <w:t>Agar:</w:t>
+      </w:r>
+    </w:p>
+    <w:p>
+      <w:pPr>
+        <w:spacing w:before="100" w:beforeAutospacing="1" w:after="100" w:afterAutospacing="1" w:line="240" w:lineRule="auto"/>
+        <w:rPr>
+          <w:rFonts w:ascii="Times New Roman" w:eastAsia="Times New Roman" w:hAnsi="Times New Roman" w:cs="Times New Roman"/>
+          <w:b/>
+          <w:bCs/>
+          <w:sz w:val="24"/>
+          <w:szCs w:val="24"/>
+        </w:rPr>
+      </w:pPr>
+      <w:r>
+        <w:rPr>
+          <w:rFonts w:ascii="Times New Roman" w:eastAsia="Times New Roman" w:hAnsi="Times New Roman" w:cs="Times New Roman"/>
+          <w:b/>
+          <w:bCs/>
+          <w:sz w:val="24"/>
+          <w:szCs w:val="24"/>
+        </w:rPr>
+        <w:t>VBE​=2V−2V=0V</w:t>
+      </w:r>
+    </w:p>
+    <w:p>
+      <w:pPr>
+        <w:spacing w:before="100" w:beforeAutospacing="1" w:after="100" w:afterAutospacing="1" w:line="240" w:lineRule="auto"/>
+        <w:rPr>
+          <w:rFonts w:ascii="Times New Roman" w:eastAsia="Times New Roman" w:hAnsi="Times New Roman" w:cs="Times New Roman"/>
+          <w:sz w:val="24"/>
+          <w:szCs w:val="24"/>
+        </w:rPr>
+      </w:pPr>
+      <w:r>
+        <w:rPr>
+          <w:rFonts w:ascii="Segoe UI Emoji" w:eastAsia="Times New Roman" w:hAnsi="Segoe UI Emoji" w:cs="Segoe UI Emoji"/>
+          <w:sz w:val="24"/>
+          <w:szCs w:val="24"/>
+        </w:rPr>
+        <w:t>❌</w:t>
+      </w:r>
+      <w:r>
+        <w:rPr>
+          <w:rFonts w:ascii="Times New Roman" w:eastAsia="Times New Roman" w:hAnsi="Times New Roman" w:cs="Times New Roman"/>
+          <w:sz w:val="24"/>
+          <w:szCs w:val="24"/>
+        </w:rPr>
+        <w:t xml:space="preserve"> Ye bhi ON condition nahi hai</w:t>
+      </w:r>
+      <w:r>
+        <w:rPr>
+          <w:rFonts w:ascii="Times New Roman" w:eastAsia="Times New Roman" w:hAnsi="Times New Roman" w:cs="Times New Roman"/>
+          <w:sz w:val="24"/>
+          <w:szCs w:val="24"/>
+        </w:rPr>
+        <w:br/>
+        <w:t>Transistor ON hone ke liye:</w:t>
+      </w:r>
+    </w:p>
+    <w:p>
+      <w:pPr>
+        <w:spacing w:before="100" w:beforeAutospacing="1" w:after="100" w:afterAutospacing="1" w:line="240" w:lineRule="auto"/>
+        <w:rPr>
+          <w:rFonts w:ascii="Times New Roman" w:eastAsia="Times New Roman" w:hAnsi="Times New Roman" w:cs="Times New Roman"/>
+          <w:b/>
+          <w:bCs/>
+          <w:sz w:val="24"/>
+          <w:szCs w:val="24"/>
+        </w:rPr>
+      </w:pPr>
+      <w:r>
+        <w:rPr>
+          <w:rFonts w:ascii="Times New Roman" w:eastAsia="Times New Roman" w:hAnsi="Times New Roman" w:cs="Times New Roman"/>
+          <w:b/>
+          <w:bCs/>
+          <w:sz w:val="24"/>
+          <w:szCs w:val="24"/>
+        </w:rPr>
+        <w:t>B=E+0.7V</w:t>
+      </w:r>
+    </w:p>
+    <w:p>
+      <w:pPr>
+        <w:spacing w:before="100" w:beforeAutospacing="1" w:after="100" w:afterAutospacing="1" w:line="240" w:lineRule="auto"/>
+        <w:rPr>
+          <w:rFonts w:ascii="Times New Roman" w:eastAsia="Times New Roman" w:hAnsi="Times New Roman" w:cs="Times New Roman"/>
+          <w:sz w:val="24"/>
+          <w:szCs w:val="24"/>
+        </w:rPr>
+      </w:pPr>
+      <w:r>
+        <w:rPr>
+          <w:rFonts w:ascii="Times New Roman" w:eastAsia="Times New Roman" w:hAnsi="Times New Roman" w:cs="Times New Roman"/>
+          <w:sz w:val="24"/>
+          <w:szCs w:val="24"/>
+        </w:rPr>
+        <w:t>Example:</w:t>
+      </w:r>
+      <w:r>
+        <w:rPr>
+          <w:rFonts w:ascii="Times New Roman" w:eastAsia="Times New Roman" w:hAnsi="Times New Roman" w:cs="Times New Roman"/>
+          <w:sz w:val="24"/>
+          <w:szCs w:val="24"/>
+        </w:rPr>
+        <w:br/>
+        <w:t>E = 2V</w:t>
+      </w:r>
+      <w:r>
+        <w:rPr>
+          <w:rFonts w:ascii="Times New Roman" w:eastAsia="Times New Roman" w:hAnsi="Times New Roman" w:cs="Times New Roman"/>
+          <w:sz w:val="24"/>
+          <w:szCs w:val="24"/>
+        </w:rPr>
+        <w:br/>
+        <w:t>To B ≈ 2.7V hona chahiye</w:t>
+      </w:r>
+    </w:p>
+    <w:p>
+      <w:pPr>
+        <w:spacing w:before="100" w:beforeAutospacing="1" w:after="100" w:afterAutospacing="1" w:line="240" w:lineRule="auto"/>
+        <w:rPr>
+          <w:rFonts w:ascii="Times New Roman" w:eastAsia="Times New Roman" w:hAnsi="Times New Roman" w:cs="Times New Roman"/>
+          <w:sz w:val="24"/>
+          <w:szCs w:val="24"/>
+        </w:rPr>
+      </w:pPr>
+      <w:r>
+        <w:rPr>
+          <w:rFonts w:ascii="Times New Roman" w:eastAsia="Times New Roman" w:hAnsi="Times New Roman" w:cs="Times New Roman"/>
+          <w:sz w:val="24"/>
+          <w:szCs w:val="24"/>
+        </w:rPr>
+        <w:t>Tab transistor ON hoga.</w:t>
+      </w:r>
+    </w:p>
+    <w:p>
+      <w:pPr>
+        <w:spacing w:after="0" w:line="240" w:lineRule="auto"/>
+        <w:rPr>
+          <w:rFonts w:ascii="Times New Roman" w:eastAsia="Times New Roman" w:hAnsi="Times New Roman" w:cs="Times New Roman"/>
+          <w:sz w:val="24"/>
+          <w:szCs w:val="24"/>
+        </w:rPr>
+      </w:pPr>
+      <w:r>
+        <w:rPr>
+          <w:rFonts w:ascii="Times New Roman" w:eastAsia="Times New Roman" w:hAnsi="Times New Roman" w:cs="Times New Roman"/>
+          <w:sz w:val="24"/>
+          <w:szCs w:val="24"/>
+        </w:rPr>
+        <w:pict w14:anchorId="51966C15">
+          <v:rect id="_x0000_i1027" style="width:0;height:1.5pt" o:hralign="center" o:hrstd="t" o:hr="t" fillcolor="#a0a0a0" stroked="f"/>
+        </w:pict>
+      </w:r>
+    </w:p>
+    <w:p>
+      <w:pPr>
+        <w:spacing w:before="100" w:beforeAutospacing="1" w:after="100" w:afterAutospacing="1" w:line="240" w:lineRule="auto"/>
+        <w:outlineLvl w:val="1"/>
+        <w:rPr>
+          <w:rFonts w:ascii="Times New Roman" w:eastAsia="Times New Roman" w:hAnsi="Times New Roman" w:cs="Times New Roman"/>
+          <w:b/>
+          <w:bCs/>
+          <w:sz w:val="36"/>
+          <w:szCs w:val="36"/>
+        </w:rPr>
+      </w:pPr>
+      <w:r>
+        <w:rPr>
+          <w:rFonts w:ascii="Segoe UI Emoji" w:eastAsia="Times New Roman" w:hAnsi="Segoe UI Emoji" w:cs="Segoe UI Emoji"/>
+          <w:b/>
+          <w:bCs/>
+          <w:sz w:val="36"/>
+          <w:szCs w:val="36"/>
+        </w:rPr>
+        <w:t>🔥</w:t>
+      </w:r>
+      <w:r>
+        <w:rPr>
+          <w:rFonts w:ascii="Times New Roman" w:eastAsia="Times New Roman" w:hAnsi="Times New Roman" w:cs="Times New Roman"/>
+          <w:b/>
+          <w:bCs/>
+          <w:sz w:val="36"/>
+          <w:szCs w:val="36"/>
+        </w:rPr>
+        <w:t xml:space="preserve"> Sabse Important Baat</w:t>
+      </w:r>
+    </w:p>
+    <w:p>
+      <w:pPr>
+        <w:spacing w:before="100" w:beforeAutospacing="1" w:after="100" w:afterAutospacing="1" w:line="240" w:lineRule="auto"/>
+        <w:rPr>
+          <w:rFonts w:ascii="Times New Roman" w:eastAsia="Times New Roman" w:hAnsi="Times New Roman" w:cs="Times New Roman"/>
+          <w:sz w:val="24"/>
+          <w:szCs w:val="24"/>
+        </w:rPr>
+      </w:pPr>
+      <w:r>
+        <w:rPr>
+          <w:rFonts w:ascii="Times New Roman" w:eastAsia="Times New Roman" w:hAnsi="Times New Roman" w:cs="Times New Roman"/>
+          <w:sz w:val="24"/>
+          <w:szCs w:val="24"/>
+        </w:rPr>
+        <w:t>Transistor tab FULL current pass karega jab:</w:t>
+      </w:r>
+    </w:p>
+    <w:p>
+      <w:pPr>
+        <w:numPr>
+          <w:ilvl w:val="0"/>
+          <w:numId w:val="1"/>
+        </w:numPr>
+        <w:spacing w:before="100" w:beforeAutospacing="1" w:after="100" w:afterAutospacing="1" w:line="240" w:lineRule="auto"/>
+        <w:rPr>
+          <w:rFonts w:ascii="Times New Roman" w:eastAsia="Times New Roman" w:hAnsi="Times New Roman" w:cs="Times New Roman"/>
+          <w:sz w:val="24"/>
+          <w:szCs w:val="24"/>
+        </w:rPr>
+      </w:pPr>
+      <w:r>
+        <w:rPr>
+          <w:rFonts w:ascii="Times New Roman" w:eastAsia="Times New Roman" w:hAnsi="Times New Roman" w:cs="Times New Roman"/>
+          <w:b/>
+          <w:bCs/>
+          <w:sz w:val="24"/>
+          <w:szCs w:val="24"/>
+        </w:rPr>
+        <w:t>VBE ≥ 0.7V</w:t>
+      </w:r>
+    </w:p>
+    <w:p>
+      <w:pPr>
+        <w:numPr>
+          <w:ilvl w:val="0"/>
+          <w:numId w:val="1"/>
+        </w:numPr>
+        <w:spacing w:before="100" w:beforeAutospacing="1" w:after="100" w:afterAutospacing="1" w:line="240" w:lineRule="auto"/>
+        <w:rPr>
+          <w:rFonts w:ascii="Times New Roman" w:eastAsia="Times New Roman" w:hAnsi="Times New Roman" w:cs="Times New Roman"/>
+          <w:sz w:val="24"/>
+          <w:szCs w:val="24"/>
+        </w:rPr>
+      </w:pPr>
+      <w:r>
+        <w:rPr>
+          <w:rFonts w:ascii="Times New Roman" w:eastAsia="Times New Roman" w:hAnsi="Times New Roman" w:cs="Times New Roman"/>
+          <w:sz w:val="24"/>
+          <w:szCs w:val="24"/>
+        </w:rPr>
+        <w:t>Base current sufficient ho</w:t>
+      </w:r>
+    </w:p>
+    <w:p>
+      <w:pPr>
+        <w:numPr>
+          <w:ilvl w:val="0"/>
+          <w:numId w:val="1"/>
+        </w:numPr>
+        <w:spacing w:before="100" w:beforeAutospacing="1" w:after="100" w:afterAutospacing="1" w:line="240" w:lineRule="auto"/>
+        <w:rPr>
+          <w:rFonts w:ascii="Times New Roman" w:eastAsia="Times New Roman" w:hAnsi="Times New Roman" w:cs="Times New Roman"/>
+          <w:sz w:val="24"/>
+          <w:szCs w:val="24"/>
+        </w:rPr>
+      </w:pPr>
+      <w:r>
+        <w:rPr>
+          <w:rFonts w:ascii="Times New Roman" w:eastAsia="Times New Roman" w:hAnsi="Times New Roman" w:cs="Times New Roman"/>
+          <w:sz w:val="24"/>
+          <w:szCs w:val="24"/>
+        </w:rPr>
+        <w:t>Collector-Emitter voltage available ho</w:t>
+      </w:r>
+    </w:p>
+    <w:p>
+      <w:pPr>
+        <w:spacing w:before="100" w:beforeAutospacing="1" w:after="100" w:afterAutospacing="1" w:line="240" w:lineRule="auto"/>
+        <w:rPr>
+          <w:rFonts w:ascii="Times New Roman" w:eastAsia="Times New Roman" w:hAnsi="Times New Roman" w:cs="Times New Roman"/>
+          <w:sz w:val="24"/>
+          <w:szCs w:val="24"/>
+        </w:rPr>
+      </w:pPr>
+      <w:r>
+        <w:rPr>
+          <w:rFonts w:ascii="Times New Roman" w:eastAsia="Times New Roman" w:hAnsi="Times New Roman" w:cs="Times New Roman"/>
+          <w:sz w:val="24"/>
+          <w:szCs w:val="24"/>
+        </w:rPr>
+        <w:t>Agar Base voltage kam hai (0.5V),</w:t>
+      </w:r>
+      <w:r>
+        <w:rPr>
+          <w:rFonts w:ascii="Times New Roman" w:eastAsia="Times New Roman" w:hAnsi="Times New Roman" w:cs="Times New Roman"/>
+          <w:sz w:val="24"/>
+          <w:szCs w:val="24"/>
+        </w:rPr>
+        <w:br/>
+        <w:t>to transistor ON hi nahi hoga —</w:t>
+      </w:r>
+      <w:r>
+        <w:rPr>
+          <w:rFonts w:ascii="Times New Roman" w:eastAsia="Times New Roman" w:hAnsi="Times New Roman" w:cs="Times New Roman"/>
+          <w:sz w:val="24"/>
+          <w:szCs w:val="24"/>
+        </w:rPr>
+        <w:br/>
+        <w:t>chahe Collector par 2V ho.</w:t>
+      </w:r>
+    </w:p>
+    <w:p>
+      <w:pPr>
+        <w:rPr>
+          <w:b/>
+          <w:bCs/>
+        </w:rPr>
+      </w:pPr>
+      <w:r>
+        <w:rPr>
+          <w:b/>
+          <w:bCs/>
+        </w:rPr>
+        <w:drawing>
+          <wp:inline distT="0" distB="0" distL="0" distR="0" wp14:anchorId="3A7D3901" wp14:editId="657A7650">
+            <wp:extent cx="6548120" cy="924560"/>
+            <wp:effectExtent l="0" t="0" r="5080" b="8890"/>
+            <wp:docPr id="13" name="Picture 13"/>
+            <wp:cNvGraphicFramePr>
+              <a:graphicFrameLocks xmlns:a="http://schemas.openxmlformats.org/drawingml/2006/main" noChangeAspect="1"/>
+            </wp:cNvGraphicFramePr>
+            <a:graphic xmlns:a="http://schemas.openxmlformats.org/drawingml/2006/main">
+              <a:graphicData uri="http://schemas.openxmlformats.org/drawingml/2006/picture">
+                <pic:pic xmlns:pic="http://schemas.openxmlformats.org/drawingml/2006/picture">
+                  <pic:nvPicPr>
+                    <pic:cNvPr id="1" name=""/>
+                    <pic:cNvPicPr/>
+                  </pic:nvPicPr>
+                  <pic:blipFill>
+                    <a:blip r:embed="rId17"/>
+                    <a:stretch>
+                      <a:fillRect/>
+                    </a:stretch>
+                  </pic:blipFill>
+                  <pic:spPr>
+                    <a:xfrm>
+                      <a:off x="0" y="0"/>
+                      <a:ext cx="6548120" cy="924560"/>
+                    </a:xfrm>
+                    <a:prstGeom prst="rect">
+                      <a:avLst/>
+                    </a:prstGeom>
+                  </pic:spPr>
+                </pic:pic>
+              </a:graphicData>
+            </a:graphic>
+          </wp:inline>
+        </w:drawing>
+      </w:r>
+    </w:p>
+    <w:p>
+      <w:pPr>
+        <w:spacing w:before="100" w:beforeAutospacing="1" w:after="100" w:afterAutospacing="1" w:line="240" w:lineRule="auto"/>
+        <w:rPr>
+          <w:rFonts w:ascii="Times New Roman" w:eastAsia="Times New Roman" w:hAnsi="Times New Roman" w:cs="Times New Roman"/>
+          <w:b/>
+          <w:bCs/>
+          <w:sz w:val="24"/>
+          <w:szCs w:val="24"/>
+        </w:rPr>
+      </w:pPr>
+      <w:r>
+        <w:rPr>
+          <w:rFonts w:ascii="Times New Roman" w:eastAsia="Times New Roman" w:hAnsi="Times New Roman" w:cs="Times New Roman"/>
+          <w:b/>
+          <w:bCs/>
+          <w:sz w:val="24"/>
+          <w:szCs w:val="24"/>
+        </w:rPr>
+        <w:t>Suppose:</w:t>
+      </w:r>
+    </w:p>
+    <w:p>
+      <w:pPr>
+        <w:numPr>
+          <w:ilvl w:val="0"/>
+          <w:numId w:val="4"/>
+        </w:numPr>
+        <w:spacing w:before="100" w:beforeAutospacing="1" w:after="100" w:afterAutospacing="1" w:line="240" w:lineRule="auto"/>
+        <w:rPr>
+          <w:rFonts w:ascii="Times New Roman" w:eastAsia="Times New Roman" w:hAnsi="Times New Roman" w:cs="Times New Roman"/>
+          <w:sz w:val="24"/>
+          <w:szCs w:val="24"/>
+        </w:rPr>
+      </w:pPr>
+      <w:r>
+        <w:rPr>
+          <w:rFonts w:ascii="Times New Roman" w:eastAsia="Times New Roman" w:hAnsi="Times New Roman" w:cs="Times New Roman"/>
+          <w:sz w:val="24"/>
+          <w:szCs w:val="24"/>
+        </w:rPr>
+        <w:t>Vcc = 5V</w:t>
+      </w:r>
+    </w:p>
+    <w:p>
+      <w:pPr>
+        <w:numPr>
+          <w:ilvl w:val="0"/>
+          <w:numId w:val="4"/>
+        </w:numPr>
+        <w:spacing w:before="100" w:beforeAutospacing="1" w:after="100" w:afterAutospacing="1" w:line="240" w:lineRule="auto"/>
+        <w:rPr>
+          <w:rFonts w:ascii="Times New Roman" w:eastAsia="Times New Roman" w:hAnsi="Times New Roman" w:cs="Times New Roman"/>
+          <w:sz w:val="24"/>
+          <w:szCs w:val="24"/>
+        </w:rPr>
+      </w:pPr>
+      <w:r>
+        <w:rPr>
+          <w:rFonts w:ascii="Times New Roman" w:eastAsia="Times New Roman" w:hAnsi="Times New Roman" w:cs="Times New Roman"/>
+          <w:sz w:val="24"/>
+          <w:szCs w:val="24"/>
+        </w:rPr>
+        <w:t>Emitter = 0V</w:t>
+      </w:r>
+    </w:p>
+    <w:p>
+      <w:pPr>
+        <w:numPr>
+          <w:ilvl w:val="0"/>
+          <w:numId w:val="4"/>
+        </w:numPr>
+        <w:spacing w:before="100" w:beforeAutospacing="1" w:after="100" w:afterAutospacing="1" w:line="240" w:lineRule="auto"/>
+        <w:rPr>
+          <w:rFonts w:ascii="Times New Roman" w:eastAsia="Times New Roman" w:hAnsi="Times New Roman" w:cs="Times New Roman"/>
+          <w:sz w:val="24"/>
+          <w:szCs w:val="24"/>
+        </w:rPr>
+      </w:pPr>
+      <w:r>
+        <w:rPr>
+          <w:rFonts w:ascii="Times New Roman" w:eastAsia="Times New Roman" w:hAnsi="Times New Roman" w:cs="Times New Roman"/>
+          <w:sz w:val="24"/>
+          <w:szCs w:val="24"/>
+        </w:rPr>
+        <w:t>Base = 0.8V</w:t>
+      </w:r>
+    </w:p>
+    <w:p>
+      <w:pPr>
+        <w:spacing w:before="100" w:beforeAutospacing="1" w:after="100" w:afterAutospacing="1" w:line="240" w:lineRule="auto"/>
+        <w:rPr>
+          <w:rFonts w:ascii="Times New Roman" w:eastAsia="Times New Roman" w:hAnsi="Times New Roman" w:cs="Times New Roman"/>
+          <w:sz w:val="24"/>
+          <w:szCs w:val="24"/>
+        </w:rPr>
+      </w:pPr>
+      <w:r>
+        <w:rPr>
+          <w:rFonts w:ascii="Segoe UI Emoji" w:eastAsia="Times New Roman" w:hAnsi="Segoe UI Emoji" w:cs="Segoe UI Emoji"/>
+          <w:sz w:val="24"/>
+          <w:szCs w:val="24"/>
+        </w:rPr>
+        <w:t>👉</w:t>
+      </w:r>
+      <w:r>
+        <w:rPr>
+          <w:rFonts w:ascii="Times New Roman" w:eastAsia="Times New Roman" w:hAnsi="Times New Roman" w:cs="Times New Roman"/>
+          <w:sz w:val="24"/>
+          <w:szCs w:val="24"/>
+        </w:rPr>
+        <w:t xml:space="preserve"> Transistor ON</w:t>
+      </w:r>
+      <w:r>
+        <w:rPr>
+          <w:rFonts w:ascii="Times New Roman" w:eastAsia="Times New Roman" w:hAnsi="Times New Roman" w:cs="Times New Roman"/>
+          <w:sz w:val="24"/>
+          <w:szCs w:val="24"/>
+        </w:rPr>
+        <w:br/>
+      </w:r>
+      <w:r>
+        <w:rPr>
+          <w:rFonts w:ascii="Segoe UI Emoji" w:eastAsia="Times New Roman" w:hAnsi="Segoe UI Emoji" w:cs="Segoe UI Emoji"/>
+          <w:sz w:val="24"/>
+          <w:szCs w:val="24"/>
+        </w:rPr>
+        <w:t>👉</w:t>
+      </w:r>
+      <w:r>
+        <w:rPr>
+          <w:rFonts w:ascii="Times New Roman" w:eastAsia="Times New Roman" w:hAnsi="Times New Roman" w:cs="Times New Roman"/>
+          <w:sz w:val="24"/>
+          <w:szCs w:val="24"/>
+        </w:rPr>
+        <w:t xml:space="preserve"> Current flow karega:</w:t>
+      </w:r>
+    </w:p>
+    <w:p>
+      <w:pPr>
+        <w:spacing w:before="100" w:beforeAutospacing="1" w:after="100" w:afterAutospacing="1" w:line="240" w:lineRule="auto"/>
+        <w:rPr>
+          <w:rFonts w:ascii="Times New Roman" w:eastAsia="Times New Roman" w:hAnsi="Times New Roman" w:cs="Times New Roman"/>
+          <w:sz w:val="24"/>
+          <w:szCs w:val="24"/>
+        </w:rPr>
+      </w:pPr>
+      <w:r>
+        <w:rPr>
+          <w:rFonts w:ascii="Times New Roman" w:eastAsia="Times New Roman" w:hAnsi="Times New Roman" w:cs="Times New Roman"/>
+          <w:sz w:val="24"/>
+          <w:szCs w:val="24"/>
+        </w:rPr>
+        <w:t>5V → Load → Collector → Emitter → Ground</w:t>
+      </w:r>
+    </w:p>
+    <w:p>
+      <w:pPr>
+        <w:rPr>
+          <w:b/>
+          <w:bCs/>
+        </w:rPr>
+      </w:pPr>
+    </w:p>
+    <w:p>
+      <w:pPr>
+        <w:rPr>
+          <w:b/>
+          <w:bCs/>
+        </w:rPr>
+      </w:pPr>
+    </w:p>
+    <w:p>
+      <w:pPr>
+        <w:rPr>
+          <w:b/>
+          <w:bCs/>
+        </w:rPr>
+      </w:pPr>
+    </w:p>
+    <w:p>
+      <w:pPr>
+        <w:spacing w:before="100" w:beforeAutospacing="1" w:after="100" w:afterAutospacing="1" w:line="240" w:lineRule="auto"/>
+        <w:outlineLvl w:val="1"/>
+        <w:rPr>
+          <w:rFonts w:ascii="Segoe UI Emoji" w:eastAsia="Times New Roman" w:hAnsi="Segoe UI Emoji" w:cs="Segoe UI Emoji"/>
+          <w:b/>
+          <w:bCs/>
+          <w:sz w:val="36"/>
+          <w:szCs w:val="36"/>
+        </w:rPr>
+      </w:pPr>
+      <w:r>
+        <w:rPr>
+          <w:rFonts w:ascii="Segoe UI Emoji" w:eastAsia="Times New Roman" w:hAnsi="Segoe UI Emoji" w:cs="Segoe UI Emoji"/>
+          <w:b/>
+          <w:bCs/>
+          <w:sz w:val="36"/>
+          <w:szCs w:val="36"/>
+        </w:rPr>
+        <w:t>🔴 PNP Transistor Working (Full Control)</w:t>
+      </w:r>
+    </w:p>
+    <w:p>
+      <w:pPr>
+        <w:pStyle w:val="NormalWeb"/>
+      </w:pPr>
+      <w:r>
+        <w:t xml:space="preserve">PNP bhi ek </w:t>
+      </w:r>
+      <w:r>
+        <w:rPr>
+          <w:rStyle w:val="Strong"/>
+        </w:rPr>
+        <w:t>current controlled switch</w:t>
+      </w:r>
+      <w:r>
+        <w:t xml:space="preserve"> hai.</w:t>
+      </w:r>
+      <w:r>
+        <w:br/>
+        <w:t>Lekin NPN ka ulta kaam karta hai.</w:t>
+      </w:r>
+    </w:p>
+    <w:p>
+      <w:pPr>
+        <w:pStyle w:val="NormalWeb"/>
+      </w:pPr>
+      <w:r>
+        <w:rPr>
+          <w:rFonts w:ascii="Segoe UI Emoji" w:hAnsi="Segoe UI Emoji" w:cs="Segoe UI Emoji"/>
+        </w:rPr>
+        <w:t>👉</w:t>
+      </w:r>
+      <w:r>
+        <w:t xml:space="preserve"> </w:t>
+      </w:r>
+      <w:r>
+        <w:rPr>
+          <w:rStyle w:val="Strong"/>
+        </w:rPr>
+        <w:t>Emitter se Collector current flow hota hai.</w:t>
+      </w:r>
+      <w:r>
+        <w:br/>
+      </w:r>
+      <w:r>
+        <w:rPr>
+          <w:rFonts w:ascii="Segoe UI Emoji" w:hAnsi="Segoe UI Emoji" w:cs="Segoe UI Emoji"/>
+        </w:rPr>
+        <w:t>👉</w:t>
+      </w:r>
+      <w:r>
+        <w:t xml:space="preserve"> ON hone ke liye </w:t>
+      </w:r>
+      <w:r>
+        <w:rPr>
+          <w:rStyle w:val="Strong"/>
+        </w:rPr>
+        <w:t>Base ko Emitter se low karna padta hai.</w:t>
+      </w:r>
+    </w:p>
+    <w:p>
+      <w:pPr>
+        <w:spacing w:before="100" w:beforeAutospacing="1" w:after="100" w:afterAutospacing="1" w:line="240" w:lineRule="auto"/>
+        <w:outlineLvl w:val="1"/>
+        <w:rPr>
+          <w:rFonts w:ascii="Times New Roman" w:eastAsia="Times New Roman" w:hAnsi="Times New Roman" w:cs="Times New Roman"/>
+          <w:b/>
+          <w:bCs/>
+          <w:sz w:val="36"/>
+          <w:szCs w:val="36"/>
+        </w:rPr>
+      </w:pPr>
+      <w:r>
+        <w:rPr>
+          <w:rFonts w:ascii="Segoe UI Emoji" w:eastAsia="Times New Roman" w:hAnsi="Segoe UI Emoji" w:cs="Segoe UI Emoji"/>
+          <w:b/>
+          <w:bCs/>
+          <w:sz w:val="36"/>
+          <w:szCs w:val="36"/>
+        </w:rPr>
+        <w:t>🔑</w:t>
+      </w:r>
+      <w:r>
+        <w:rPr>
+          <w:rFonts w:ascii="Times New Roman" w:eastAsia="Times New Roman" w:hAnsi="Times New Roman" w:cs="Times New Roman"/>
+          <w:b/>
+          <w:bCs/>
+          <w:sz w:val="36"/>
+          <w:szCs w:val="36"/>
+        </w:rPr>
+        <w:t xml:space="preserve"> ON Condition</w:t>
+      </w:r>
+    </w:p>
+    <w:p>
+      <w:pPr>
+        <w:spacing w:before="100" w:beforeAutospacing="1" w:after="100" w:afterAutospacing="1" w:line="240" w:lineRule="auto"/>
+        <w:rPr>
+          <w:rFonts w:ascii="Times New Roman" w:eastAsia="Times New Roman" w:hAnsi="Times New Roman" w:cs="Times New Roman"/>
+          <w:b/>
+          <w:bCs/>
+          <w:sz w:val="24"/>
+          <w:szCs w:val="24"/>
+        </w:rPr>
+      </w:pPr>
+      <w:r>
+        <w:rPr>
+          <w:rFonts w:ascii="Times New Roman" w:eastAsia="Times New Roman" w:hAnsi="Times New Roman" w:cs="Times New Roman"/>
+          <w:b/>
+          <w:bCs/>
+          <w:sz w:val="24"/>
+          <w:szCs w:val="24"/>
+        </w:rPr>
+        <w:t>VEB​≈0.7V</w:t>
+      </w:r>
+    </w:p>
+    <w:p>
+      <w:pPr>
+        <w:spacing w:before="100" w:beforeAutospacing="1" w:after="100" w:afterAutospacing="1" w:line="240" w:lineRule="auto"/>
+        <w:rPr>
+          <w:rFonts w:ascii="Times New Roman" w:eastAsia="Times New Roman" w:hAnsi="Times New Roman" w:cs="Times New Roman"/>
+          <w:sz w:val="24"/>
+          <w:szCs w:val="24"/>
+        </w:rPr>
+      </w:pPr>
+      <w:r>
+        <w:rPr>
+          <w:rFonts w:ascii="Times New Roman" w:eastAsia="Times New Roman" w:hAnsi="Times New Roman" w:cs="Times New Roman"/>
+          <w:sz w:val="24"/>
+          <w:szCs w:val="24"/>
+        </w:rPr>
+        <w:t>Matlab:</w:t>
+      </w:r>
+    </w:p>
+    <w:p>
+      <w:pPr>
+        <w:spacing w:before="100" w:beforeAutospacing="1" w:after="100" w:afterAutospacing="1" w:line="240" w:lineRule="auto"/>
+        <w:rPr>
+          <w:rFonts w:ascii="Times New Roman" w:eastAsia="Times New Roman" w:hAnsi="Times New Roman" w:cs="Times New Roman"/>
+          <w:b/>
+          <w:bCs/>
+          <w:sz w:val="24"/>
+          <w:szCs w:val="24"/>
+        </w:rPr>
+      </w:pPr>
+      <w:r>
+        <w:rPr>
+          <w:rFonts w:ascii="Times New Roman" w:eastAsia="Times New Roman" w:hAnsi="Times New Roman" w:cs="Times New Roman"/>
+          <w:b/>
+          <w:bCs/>
+          <w:sz w:val="24"/>
+          <w:szCs w:val="24"/>
+        </w:rPr>
+        <w:t>Emitter=Base+0.7V</w:t>
+      </w:r>
+    </w:p>
+    <w:p>
+      <w:pPr>
+        <w:spacing w:before="100" w:beforeAutospacing="1" w:after="100" w:afterAutospacing="1" w:line="240" w:lineRule="auto"/>
+        <w:rPr>
+          <w:rFonts w:ascii="Times New Roman" w:eastAsia="Times New Roman" w:hAnsi="Times New Roman" w:cs="Times New Roman"/>
+          <w:b/>
+          <w:bCs/>
+          <w:sz w:val="24"/>
+          <w:szCs w:val="24"/>
+        </w:rPr>
+      </w:pPr>
+      <w:r>
+        <w:rPr>
+          <w:rFonts w:ascii="Times New Roman" w:eastAsia="Times New Roman" w:hAnsi="Times New Roman" w:cs="Times New Roman"/>
+          <w:sz w:val="24"/>
+          <w:szCs w:val="24"/>
+        </w:rPr>
+        <w:t>Ya simple language me:</w:t>
+      </w:r>
+      <w:r>
+        <w:rPr>
+          <w:rFonts w:ascii="Times New Roman" w:eastAsia="Times New Roman" w:hAnsi="Times New Roman" w:cs="Times New Roman"/>
+          <w:sz w:val="24"/>
+          <w:szCs w:val="24"/>
+        </w:rPr>
+        <w:br/>
+      </w:r>
+      <w:r>
+        <w:rPr>
+          <w:rFonts w:ascii="Times New Roman" w:eastAsia="Times New Roman" w:hAnsi="Times New Roman" w:cs="Times New Roman"/>
+          <w:b/>
+          <w:bCs/>
+          <w:sz w:val="24"/>
+          <w:szCs w:val="24"/>
+        </w:rPr>
+        <w:t>Base, Emitter se 0.7V kam hona chahiye</w:t>
+      </w:r>
+    </w:p>
+    <w:p>
+      <w:pPr>
+        <w:spacing w:before="100" w:beforeAutospacing="1" w:after="100" w:afterAutospacing="1" w:line="240" w:lineRule="auto"/>
+        <w:rPr>
+          <w:rFonts w:ascii="Times New Roman" w:eastAsia="Times New Roman" w:hAnsi="Times New Roman" w:cs="Times New Roman"/>
+          <w:sz w:val="24"/>
+          <w:szCs w:val="24"/>
+        </w:rPr>
+      </w:pPr>
+    </w:p>
+    <w:p>
+      <w:pPr>
+        <w:pStyle w:val="Heading2"/>
+      </w:pPr>
+      <w:r>
+        <w:rPr>
+          <w:rFonts w:ascii="Segoe UI Emoji" w:hAnsi="Segoe UI Emoji" w:cs="Segoe UI Emoji"/>
+        </w:rPr>
+        <w:t>🔎</w:t>
+      </w:r>
+      <w:r>
+        <w:t xml:space="preserve"> Case 1 – Transistor OFF</w:t>
+      </w:r>
+    </w:p>
+    <w:p>
+      <w:pPr>
+        <w:pStyle w:val="NormalWeb"/>
+      </w:pPr>
+      <w:r>
+        <w:t>Example:</w:t>
+      </w:r>
+    </w:p>
+    <w:p>
+      <w:pPr>
+        <w:pStyle w:val="NormalWeb"/>
+        <w:numPr>
+          <w:ilvl w:val="0"/>
+          <w:numId w:val="2"/>
+        </w:numPr>
+      </w:pPr>
+      <w:r>
+        <w:t>E = 5V</w:t>
+      </w:r>
+    </w:p>
+    <w:p>
+      <w:pPr>
+        <w:pStyle w:val="NormalWeb"/>
+        <w:numPr>
+          <w:ilvl w:val="0"/>
+          <w:numId w:val="2"/>
+        </w:numPr>
+      </w:pPr>
+      <w:r>
+        <w:t>B = 5V</w:t>
+      </w:r>
+    </w:p>
+    <w:p>
+      <w:pPr>
+        <w:pStyle w:val="NormalWeb"/>
+        <w:rPr>
+          <w:rFonts w:ascii="Segoe UI Emoji" w:hAnsi="Segoe UI Emoji" w:cs="Segoe UI Emoji"/>
+          <w:b/>
+          <w:bCs/>
+        </w:rPr>
+      </w:pPr>
+      <w:r>
+        <w:rPr>
+          <w:rStyle w:val="mord"/>
+          <w:b/>
+          <w:bCs/>
+        </w:rPr>
+        <w:t>VEB</w:t>
+      </w:r>
+      <w:r>
+        <w:rPr>
+          <w:rStyle w:val="vlist-s"/>
+          <w:b/>
+          <w:bCs/>
+        </w:rPr>
+        <w:t>​</w:t>
+      </w:r>
+      <w:r>
+        <w:rPr>
+          <w:rStyle w:val="mrel"/>
+          <w:b/>
+          <w:bCs/>
+        </w:rPr>
+        <w:t>=</w:t>
+      </w:r>
+      <w:r>
+        <w:rPr>
+          <w:rStyle w:val="mord"/>
+          <w:b/>
+          <w:bCs/>
+        </w:rPr>
+        <w:t>0V</w:t>
+      </w:r>
+    </w:p>
+    <w:p>
+      <w:pPr>
+        <w:pStyle w:val="NormalWeb"/>
+      </w:pPr>
+      <w:r>
+        <w:rPr>
+          <w:rFonts w:ascii="Segoe UI Emoji" w:hAnsi="Segoe UI Emoji" w:cs="Segoe UI Emoji"/>
+        </w:rPr>
+        <w:t>❌</w:t>
+      </w:r>
+      <w:r>
+        <w:t xml:space="preserve"> OFF</w:t>
+      </w:r>
+      <w:r>
+        <w:br/>
+      </w:r>
+      <w:r>
+        <w:rPr>
+          <w:rFonts w:ascii="Segoe UI Emoji" w:hAnsi="Segoe UI Emoji" w:cs="Segoe UI Emoji"/>
+        </w:rPr>
+        <w:t>❌</w:t>
+      </w:r>
+      <w:r>
+        <w:t xml:space="preserve"> Current flow nahi</w:t>
+      </w:r>
+    </w:p>
+    <w:p>
+      <w:r>
+        <w:pict w14:anchorId="353ACF5A">
+          <v:rect id="_x0000_i1031" style="width:0;height:1.5pt" o:hralign="center" o:hrstd="t" o:hr="t" fillcolor="#a0a0a0" stroked="f"/>
+        </w:pict>
+      </w:r>
+    </w:p>
+    <w:p>
+      <w:pPr>
+        <w:pStyle w:val="Heading2"/>
+      </w:pPr>
+      <w:r>
+        <w:rPr>
+          <w:rFonts w:ascii="Segoe UI Emoji" w:hAnsi="Segoe UI Emoji" w:cs="Segoe UI Emoji"/>
+        </w:rPr>
+        <w:t>🔎</w:t>
+      </w:r>
+      <w:r>
+        <w:t xml:space="preserve"> Case 2 – Transistor ON</w:t>
+      </w:r>
+    </w:p>
+    <w:p>
+      <w:pPr>
+        <w:pStyle w:val="NormalWeb"/>
+      </w:pPr>
+      <w:r>
+        <w:t>Example:</w:t>
+      </w:r>
+    </w:p>
+    <w:p>
+      <w:pPr>
+        <w:pStyle w:val="NormalWeb"/>
+        <w:numPr>
+          <w:ilvl w:val="0"/>
+          <w:numId w:val="3"/>
+        </w:numPr>
+      </w:pPr>
+      <w:r>
+        <w:t>E = 5V</w:t>
+      </w:r>
+    </w:p>
+    <w:p>
+      <w:pPr>
+        <w:pStyle w:val="NormalWeb"/>
+        <w:numPr>
+          <w:ilvl w:val="0"/>
+          <w:numId w:val="3"/>
+        </w:numPr>
+      </w:pPr>
+      <w:r>
+        <w:t>B = 4.3V</w:t>
+      </w:r>
+    </w:p>
+    <w:p>
+      <w:pPr>
+        <w:pStyle w:val="NormalWeb"/>
+        <w:rPr>
+          <w:rFonts w:ascii="Segoe UI Emoji" w:hAnsi="Segoe UI Emoji" w:cs="Segoe UI Emoji"/>
+          <w:b/>
+          <w:bCs/>
+        </w:rPr>
+      </w:pPr>
+      <w:r>
+        <w:rPr>
+          <w:rStyle w:val="mord"/>
+          <w:b/>
+          <w:bCs/>
+        </w:rPr>
+        <w:lastRenderedPageBreak/>
+        <w:t>VEB</w:t>
+      </w:r>
+      <w:r>
+        <w:rPr>
+          <w:rStyle w:val="vlist-s"/>
+          <w:b/>
+          <w:bCs/>
+        </w:rPr>
+        <w:t>​</w:t>
+      </w:r>
+      <w:r>
+        <w:rPr>
+          <w:rStyle w:val="mrel"/>
+          <w:b/>
+          <w:bCs/>
+        </w:rPr>
+        <w:t>=</w:t>
+      </w:r>
+      <w:r>
+        <w:rPr>
+          <w:rStyle w:val="mord"/>
+          <w:b/>
+          <w:bCs/>
+        </w:rPr>
+        <w:t>5</w:t>
+      </w:r>
+      <w:r>
+        <w:rPr>
+          <w:rStyle w:val="mbin"/>
+          <w:b/>
+          <w:bCs/>
+        </w:rPr>
+        <w:t>−</w:t>
+      </w:r>
+      <w:r>
+        <w:rPr>
+          <w:rStyle w:val="mord"/>
+          <w:b/>
+          <w:bCs/>
+        </w:rPr>
+        <w:t>4.3</w:t>
+      </w:r>
+      <w:r>
+        <w:rPr>
+          <w:rStyle w:val="mrel"/>
+          <w:b/>
+          <w:bCs/>
+        </w:rPr>
+        <w:t>=</w:t>
+      </w:r>
+      <w:r>
+        <w:rPr>
+          <w:rStyle w:val="mord"/>
+          <w:b/>
+          <w:bCs/>
+        </w:rPr>
+        <w:t>0.7V</w:t>
+      </w:r>
+    </w:p>
+    <w:p>
+      <w:pPr>
+        <w:pStyle w:val="NormalWeb"/>
+      </w:pPr>
+      <w:r>
+        <w:rPr>
+          <w:rFonts w:ascii="Segoe UI Emoji" w:hAnsi="Segoe UI Emoji" w:cs="Segoe UI Emoji"/>
+        </w:rPr>
+        <w:t>✅</w:t>
+      </w:r>
+      <w:r>
+        <w:t xml:space="preserve"> ON</w:t>
+      </w:r>
+      <w:r>
+        <w:br/>
+      </w:r>
+      <w:r>
+        <w:rPr>
+          <w:rFonts w:ascii="Segoe UI Emoji" w:hAnsi="Segoe UI Emoji" w:cs="Segoe UI Emoji"/>
+        </w:rPr>
+        <w:t>✅</w:t>
+      </w:r>
+      <w:r>
+        <w:t xml:space="preserve"> Current Emitter → Collector flow karega</w:t>
+      </w:r>
+    </w:p>
+    <w:p>
+      <w:pPr>
+        <w:pStyle w:val="Heading2"/>
+      </w:pPr>
+      <w:r>
+        <w:rPr>
+          <w:rFonts w:ascii="Segoe UI Emoji" w:hAnsi="Segoe UI Emoji" w:cs="Segoe UI Emoji"/>
+        </w:rPr>
+        <w:t>🔥</w:t>
+      </w:r>
+      <w:r>
+        <w:t xml:space="preserve"> Current Direction</w:t>
+      </w:r>
+    </w:p>
+    <w:p>
+      <w:pPr>
+        <w:pStyle w:val="NormalWeb"/>
+      </w:pPr>
+      <w:r>
+        <w:t>PNP me:</w:t>
+      </w:r>
+    </w:p>
+    <w:p>
+      <w:pPr>
+        <w:spacing w:before="100" w:beforeAutospacing="1" w:after="100" w:afterAutospacing="1" w:line="240" w:lineRule="auto"/>
+        <w:outlineLvl w:val="1"/>
+        <w:rPr>
+          <w:rFonts w:ascii="Segoe UI Emoji" w:eastAsia="Times New Roman" w:hAnsi="Segoe UI Emoji" w:cs="Segoe UI Emoji"/>
+          <w:b/>
+          <w:bCs/>
+          <w:sz w:val="36"/>
+          <w:szCs w:val="36"/>
+        </w:rPr>
+      </w:pPr>
+      <w:r>
+        <w:rPr>
+          <w:rFonts w:ascii="Segoe UI Emoji" w:eastAsia="Times New Roman" w:hAnsi="Segoe UI Emoji" w:cs="Segoe UI Emoji"/>
+          <w:b/>
+          <w:bCs/>
+          <w:sz w:val="36"/>
+          <w:szCs w:val="36"/>
+        </w:rPr>
+        <w:drawing>
+          <wp:inline distT="0" distB="0" distL="0" distR="0" wp14:anchorId="14E33667" wp14:editId="73B49E98">
+            <wp:extent cx="6548120" cy="751205"/>
+            <wp:effectExtent l="0" t="0" r="5080" b="0"/>
+            <wp:docPr id="14" name="Picture 14"/>
+            <wp:cNvGraphicFramePr>
+              <a:graphicFrameLocks xmlns:a="http://schemas.openxmlformats.org/drawingml/2006/main" noChangeAspect="1"/>
+            </wp:cNvGraphicFramePr>
+            <a:graphic xmlns:a="http://schemas.openxmlformats.org/drawingml/2006/main">
+              <a:graphicData uri="http://schemas.openxmlformats.org/drawingml/2006/picture">
+                <pic:pic xmlns:pic="http://schemas.openxmlformats.org/drawingml/2006/picture">
+                  <pic:nvPicPr>
+                    <pic:cNvPr id="1" name=""/>
+                    <pic:cNvPicPr/>
+                  </pic:nvPicPr>
+                  <pic:blipFill>
+                    <a:blip r:embed="rId18"/>
+                    <a:stretch>
+                      <a:fillRect/>
+                    </a:stretch>
+                  </pic:blipFill>
+                  <pic:spPr>
+                    <a:xfrm>
+                      <a:off x="0" y="0"/>
+                      <a:ext cx="6548120" cy="751205"/>
+                    </a:xfrm>
+                    <a:prstGeom prst="rect">
+                      <a:avLst/>
+                    </a:prstGeom>
+                  </pic:spPr>
+                </pic:pic>
+              </a:graphicData>
+            </a:graphic>
+          </wp:inline>
+        </w:drawing>
+      </w:r>
+    </w:p>
+    <w:p>
+      <w:pPr>
+        <w:spacing w:before="100" w:beforeAutospacing="1" w:after="100" w:afterAutospacing="1" w:line="240" w:lineRule="auto"/>
+        <w:outlineLvl w:val="1"/>
+      </w:pPr>
+      <w:r>
+        <w:t>PNP ON hoga jab:</w:t>
+      </w:r>
+    </w:p>
+    <w:p>
+      <w:pPr>
+        <w:spacing w:before="100" w:beforeAutospacing="1" w:after="100" w:afterAutospacing="1" w:line="240" w:lineRule="auto"/>
+        <w:outlineLvl w:val="1"/>
+        <w:rPr>
+          <w:rFonts w:ascii="Segoe UI Emoji" w:eastAsia="Times New Roman" w:hAnsi="Segoe UI Emoji" w:cs="Segoe UI Emoji"/>
+          <w:b/>
+          <w:bCs/>
+          <w:sz w:val="36"/>
+          <w:szCs w:val="36"/>
+        </w:rPr>
+      </w:pPr>
+      <w:r>
+        <w:rPr>
+          <w:rFonts w:ascii="Segoe UI Emoji" w:eastAsia="Times New Roman" w:hAnsi="Segoe UI Emoji" w:cs="Segoe UI Emoji"/>
+          <w:b/>
+          <w:bCs/>
+          <w:sz w:val="36"/>
+          <w:szCs w:val="36"/>
+        </w:rPr>
+        <w:drawing>
+          <wp:inline distT="0" distB="0" distL="0" distR="0" wp14:anchorId="7A75F6C5" wp14:editId="79BF74FB">
+            <wp:extent cx="6548120" cy="751205"/>
+            <wp:effectExtent l="0" t="0" r="5080" b="0"/>
+            <wp:docPr id="15" name="Picture 15"/>
+            <wp:cNvGraphicFramePr>
+              <a:graphicFrameLocks xmlns:a="http://schemas.openxmlformats.org/drawingml/2006/main" noChangeAspect="1"/>
+            </wp:cNvGraphicFramePr>
+            <a:graphic xmlns:a="http://schemas.openxmlformats.org/drawingml/2006/main">
+              <a:graphicData uri="http://schemas.openxmlformats.org/drawingml/2006/picture">
+                <pic:pic xmlns:pic="http://schemas.openxmlformats.org/drawingml/2006/picture">
+                  <pic:nvPicPr>
+                    <pic:cNvPr id="1" name=""/>
+                    <pic:cNvPicPr/>
+                  </pic:nvPicPr>
+                  <pic:blipFill>
+                    <a:blip r:embed="rId19"/>
+                    <a:stretch>
+                      <a:fillRect/>
+                    </a:stretch>
+                  </pic:blipFill>
+                  <pic:spPr>
+                    <a:xfrm>
+                      <a:off x="0" y="0"/>
+                      <a:ext cx="6548120" cy="751205"/>
+                    </a:xfrm>
+                    <a:prstGeom prst="rect">
+                      <a:avLst/>
+                    </a:prstGeom>
+                  </pic:spPr>
+                </pic:pic>
+              </a:graphicData>
+            </a:graphic>
+          </wp:inline>
+        </w:drawing>
+      </w:r>
+    </w:p>
     <w:sectPr>
       <w:pgSz w:w="12240" w:h="15840"/>
       <w:pgMar w:top="964" w:right="964" w:bottom="964" w:left="964" w:header="720" w:footer="720" w:gutter="0"/>
@@ -1265,6 +3103,583 @@
     </w:sectPr>
   </w:body>
 </w:document>
+</file>
+
+<file path=word/numbering.xml><?xml version="1.0" encoding="utf-8"?>
+<w:numbering xmlns:wpc="http://schemas.microsoft.com/office/word/2010/wordprocessingCanvas" xmlns:cx="http://schemas.microsoft.com/office/drawing/2014/chartex" xmlns:cx1="http://schemas.microsoft.com/office/drawing/2015/9/8/chartex" xmlns:cx2="http://schemas.microsoft.com/office/drawing/2015/10/21/chartex" xmlns:cx3="http://schemas.microsoft.com/office/drawing/2016/5/9/chartex" xmlns:cx4="http://schemas.microsoft.com/office/drawing/2016/5/10/chartex" xmlns:cx5="http://schemas.microsoft.com/office/drawing/2016/5/11/chartex" xmlns:cx6="http://schemas.microsoft.com/office/drawing/2016/5/12/chartex" xmlns:cx7="http://schemas.microsoft.com/office/drawing/2016/5/13/chartex" xmlns:cx8="http://schemas.microsoft.com/office/drawing/2016/5/14/chartex" xmlns:mc="http://schemas.openxmlformats.org/markup-compatibility/2006" xmlns:aink="http://schemas.microsoft.com/office/drawing/2016/ink" xmlns:am3d="http://schemas.microsoft.com/office/drawing/2017/model3d" xmlns:o="urn:schemas-microsoft-com:office:office" xmlns:r="http://schemas.openxmlformats.org/officeDocument/2006/relationships" xmlns:m="http://schemas.openxmlformats.org/officeDocument/2006/math" xmlns:v="urn:schemas-microsoft-com:vml" xmlns:wp14="http://schemas.microsoft.com/office/word/2010/wordprocessingDrawing" xmlns:wp="http://schemas.openxmlformats.org/drawingml/2006/wordprocessingDrawing" xmlns:w10="urn:schemas-microsoft-com:office:word" xmlns:w="http://schemas.openxmlformats.org/wordprocessingml/2006/main" xmlns:w14="http://schemas.microsoft.com/office/word/2010/wordml" xmlns:w15="http://schemas.microsoft.com/office/word/2012/wordml" xmlns:w16cex="http://schemas.microsoft.com/office/word/2018/wordml/cex" xmlns:w16cid="http://schemas.microsoft.com/office/word/2016/wordml/cid" xmlns:w16="http://schemas.microsoft.com/office/word/2018/wordml" xmlns:w16sdtdh="http://schemas.microsoft.com/office/word/2020/wordml/sdtdatahash" xmlns:w16se="http://schemas.microsoft.com/office/word/2015/wordml/symex" xmlns:wpg="http://schemas.microsoft.com/office/word/2010/wordprocessingGroup" xmlns:wpi="http://schemas.microsoft.com/office/word/2010/wordprocessingInk" xmlns:wne="http://schemas.microsoft.com/office/word/2006/wordml" xmlns:wps="http://schemas.microsoft.com/office/word/2010/wordprocessingShape" mc:Ignorable="w14 w15 w16se w16cid w16 w16cex w16sdtdh wp14">
+  <w:abstractNum w:abstractNumId="0" w15:restartNumberingAfterBreak="0">
+    <w:nsid w:val="02313B99"/>
+    <w:multiLevelType w:val="multilevel"/>
+    <w:tmpl w:val="1FE4B800"/>
+    <w:lvl w:ilvl="0">
+      <w:start w:val="1"/>
+      <w:numFmt w:val="bullet"/>
+      <w:lvlText w:val=""/>
+      <w:lvlJc w:val="left"/>
+      <w:pPr>
+        <w:tabs>
+          <w:tab w:val="num" w:pos="720"/>
+        </w:tabs>
+        <w:ind w:left="720" w:hanging="360"/>
+      </w:pPr>
+      <w:rPr>
+        <w:rFonts w:ascii="Symbol" w:hAnsi="Symbol" w:hint="default"/>
+        <w:sz w:val="20"/>
+      </w:rPr>
+    </w:lvl>
+    <w:lvl w:ilvl="1" w:tentative="1">
+      <w:start w:val="1"/>
+      <w:numFmt w:val="bullet"/>
+      <w:lvlText w:val="o"/>
+      <w:lvlJc w:val="left"/>
+      <w:pPr>
+        <w:tabs>
+          <w:tab w:val="num" w:pos="1440"/>
+        </w:tabs>
+        <w:ind w:left="1440" w:hanging="360"/>
+      </w:pPr>
+      <w:rPr>
+        <w:rFonts w:ascii="Courier New" w:hAnsi="Courier New" w:hint="default"/>
+        <w:sz w:val="20"/>
+      </w:rPr>
+    </w:lvl>
+    <w:lvl w:ilvl="2" w:tentative="1">
+      <w:start w:val="1"/>
+      <w:numFmt w:val="bullet"/>
+      <w:lvlText w:val=""/>
+      <w:lvlJc w:val="left"/>
+      <w:pPr>
+        <w:tabs>
+          <w:tab w:val="num" w:pos="2160"/>
+        </w:tabs>
+        <w:ind w:left="2160" w:hanging="360"/>
+      </w:pPr>
+      <w:rPr>
+        <w:rFonts w:ascii="Wingdings" w:hAnsi="Wingdings" w:hint="default"/>
+        <w:sz w:val="20"/>
+      </w:rPr>
+    </w:lvl>
+    <w:lvl w:ilvl="3" w:tentative="1">
+      <w:start w:val="1"/>
+      <w:numFmt w:val="bullet"/>
+      <w:lvlText w:val=""/>
+      <w:lvlJc w:val="left"/>
+      <w:pPr>
+        <w:tabs>
+          <w:tab w:val="num" w:pos="2880"/>
+        </w:tabs>
+        <w:ind w:left="2880" w:hanging="360"/>
+      </w:pPr>
+      <w:rPr>
+        <w:rFonts w:ascii="Wingdings" w:hAnsi="Wingdings" w:hint="default"/>
+        <w:sz w:val="20"/>
+      </w:rPr>
+    </w:lvl>
+    <w:lvl w:ilvl="4" w:tentative="1">
+      <w:start w:val="1"/>
+      <w:numFmt w:val="bullet"/>
+      <w:lvlText w:val=""/>
+      <w:lvlJc w:val="left"/>
+      <w:pPr>
+        <w:tabs>
+          <w:tab w:val="num" w:pos="3600"/>
+        </w:tabs>
+        <w:ind w:left="3600" w:hanging="360"/>
+      </w:pPr>
+      <w:rPr>
+        <w:rFonts w:ascii="Wingdings" w:hAnsi="Wingdings" w:hint="default"/>
+        <w:sz w:val="20"/>
+      </w:rPr>
+    </w:lvl>
+    <w:lvl w:ilvl="5" w:tentative="1">
+      <w:start w:val="1"/>
+      <w:numFmt w:val="bullet"/>
+      <w:lvlText w:val=""/>
+      <w:lvlJc w:val="left"/>
+      <w:pPr>
+        <w:tabs>
+          <w:tab w:val="num" w:pos="4320"/>
+        </w:tabs>
+        <w:ind w:left="4320" w:hanging="360"/>
+      </w:pPr>
+      <w:rPr>
+        <w:rFonts w:ascii="Wingdings" w:hAnsi="Wingdings" w:hint="default"/>
+        <w:sz w:val="20"/>
+      </w:rPr>
+    </w:lvl>
+    <w:lvl w:ilvl="6" w:tentative="1">
+      <w:start w:val="1"/>
+      <w:numFmt w:val="bullet"/>
+      <w:lvlText w:val=""/>
+      <w:lvlJc w:val="left"/>
+      <w:pPr>
+        <w:tabs>
+          <w:tab w:val="num" w:pos="5040"/>
+        </w:tabs>
+        <w:ind w:left="5040" w:hanging="360"/>
+      </w:pPr>
+      <w:rPr>
+        <w:rFonts w:ascii="Wingdings" w:hAnsi="Wingdings" w:hint="default"/>
+        <w:sz w:val="20"/>
+      </w:rPr>
+    </w:lvl>
+    <w:lvl w:ilvl="7" w:tentative="1">
+      <w:start w:val="1"/>
+      <w:numFmt w:val="bullet"/>
+      <w:lvlText w:val=""/>
+      <w:lvlJc w:val="left"/>
+      <w:pPr>
+        <w:tabs>
+          <w:tab w:val="num" w:pos="5760"/>
+        </w:tabs>
+        <w:ind w:left="5760" w:hanging="360"/>
+      </w:pPr>
+      <w:rPr>
+        <w:rFonts w:ascii="Wingdings" w:hAnsi="Wingdings" w:hint="default"/>
+        <w:sz w:val="20"/>
+      </w:rPr>
+    </w:lvl>
+    <w:lvl w:ilvl="8" w:tentative="1">
+      <w:start w:val="1"/>
+      <w:numFmt w:val="bullet"/>
+      <w:lvlText w:val=""/>
+      <w:lvlJc w:val="left"/>
+      <w:pPr>
+        <w:tabs>
+          <w:tab w:val="num" w:pos="6480"/>
+        </w:tabs>
+        <w:ind w:left="6480" w:hanging="360"/>
+      </w:pPr>
+      <w:rPr>
+        <w:rFonts w:ascii="Wingdings" w:hAnsi="Wingdings" w:hint="default"/>
+        <w:sz w:val="20"/>
+      </w:rPr>
+    </w:lvl>
+  </w:abstractNum>
+  <w:abstractNum w:abstractNumId="1" w15:restartNumberingAfterBreak="0">
+    <w:nsid w:val="238F57ED"/>
+    <w:multiLevelType w:val="multilevel"/>
+    <w:tmpl w:val="D2361698"/>
+    <w:lvl w:ilvl="0">
+      <w:start w:val="1"/>
+      <w:numFmt w:val="bullet"/>
+      <w:lvlText w:val=""/>
+      <w:lvlJc w:val="left"/>
+      <w:pPr>
+        <w:tabs>
+          <w:tab w:val="num" w:pos="720"/>
+        </w:tabs>
+        <w:ind w:left="720" w:hanging="360"/>
+      </w:pPr>
+      <w:rPr>
+        <w:rFonts w:ascii="Symbol" w:hAnsi="Symbol" w:hint="default"/>
+        <w:sz w:val="20"/>
+      </w:rPr>
+    </w:lvl>
+    <w:lvl w:ilvl="1" w:tentative="1">
+      <w:start w:val="1"/>
+      <w:numFmt w:val="bullet"/>
+      <w:lvlText w:val="o"/>
+      <w:lvlJc w:val="left"/>
+      <w:pPr>
+        <w:tabs>
+          <w:tab w:val="num" w:pos="1440"/>
+        </w:tabs>
+        <w:ind w:left="1440" w:hanging="360"/>
+      </w:pPr>
+      <w:rPr>
+        <w:rFonts w:ascii="Courier New" w:hAnsi="Courier New" w:hint="default"/>
+        <w:sz w:val="20"/>
+      </w:rPr>
+    </w:lvl>
+    <w:lvl w:ilvl="2" w:tentative="1">
+      <w:start w:val="1"/>
+      <w:numFmt w:val="bullet"/>
+      <w:lvlText w:val=""/>
+      <w:lvlJc w:val="left"/>
+      <w:pPr>
+        <w:tabs>
+          <w:tab w:val="num" w:pos="2160"/>
+        </w:tabs>
+        <w:ind w:left="2160" w:hanging="360"/>
+      </w:pPr>
+      <w:rPr>
+        <w:rFonts w:ascii="Wingdings" w:hAnsi="Wingdings" w:hint="default"/>
+        <w:sz w:val="20"/>
+      </w:rPr>
+    </w:lvl>
+    <w:lvl w:ilvl="3" w:tentative="1">
+      <w:start w:val="1"/>
+      <w:numFmt w:val="bullet"/>
+      <w:lvlText w:val=""/>
+      <w:lvlJc w:val="left"/>
+      <w:pPr>
+        <w:tabs>
+          <w:tab w:val="num" w:pos="2880"/>
+        </w:tabs>
+        <w:ind w:left="2880" w:hanging="360"/>
+      </w:pPr>
+      <w:rPr>
+        <w:rFonts w:ascii="Wingdings" w:hAnsi="Wingdings" w:hint="default"/>
+        <w:sz w:val="20"/>
+      </w:rPr>
+    </w:lvl>
+    <w:lvl w:ilvl="4" w:tentative="1">
+      <w:start w:val="1"/>
+      <w:numFmt w:val="bullet"/>
+      <w:lvlText w:val=""/>
+      <w:lvlJc w:val="left"/>
+      <w:pPr>
+        <w:tabs>
+          <w:tab w:val="num" w:pos="3600"/>
+        </w:tabs>
+        <w:ind w:left="3600" w:hanging="360"/>
+      </w:pPr>
+      <w:rPr>
+        <w:rFonts w:ascii="Wingdings" w:hAnsi="Wingdings" w:hint="default"/>
+        <w:sz w:val="20"/>
+      </w:rPr>
+    </w:lvl>
+    <w:lvl w:ilvl="5" w:tentative="1">
+      <w:start w:val="1"/>
+      <w:numFmt w:val="bullet"/>
+      <w:lvlText w:val=""/>
+      <w:lvlJc w:val="left"/>
+      <w:pPr>
+        <w:tabs>
+          <w:tab w:val="num" w:pos="4320"/>
+        </w:tabs>
+        <w:ind w:left="4320" w:hanging="360"/>
+      </w:pPr>
+      <w:rPr>
+        <w:rFonts w:ascii="Wingdings" w:hAnsi="Wingdings" w:hint="default"/>
+        <w:sz w:val="20"/>
+      </w:rPr>
+    </w:lvl>
+    <w:lvl w:ilvl="6" w:tentative="1">
+      <w:start w:val="1"/>
+      <w:numFmt w:val="bullet"/>
+      <w:lvlText w:val=""/>
+      <w:lvlJc w:val="left"/>
+      <w:pPr>
+        <w:tabs>
+          <w:tab w:val="num" w:pos="5040"/>
+        </w:tabs>
+        <w:ind w:left="5040" w:hanging="360"/>
+      </w:pPr>
+      <w:rPr>
+        <w:rFonts w:ascii="Wingdings" w:hAnsi="Wingdings" w:hint="default"/>
+        <w:sz w:val="20"/>
+      </w:rPr>
+    </w:lvl>
+    <w:lvl w:ilvl="7" w:tentative="1">
+      <w:start w:val="1"/>
+      <w:numFmt w:val="bullet"/>
+      <w:lvlText w:val=""/>
+      <w:lvlJc w:val="left"/>
+      <w:pPr>
+        <w:tabs>
+          <w:tab w:val="num" w:pos="5760"/>
+        </w:tabs>
+        <w:ind w:left="5760" w:hanging="360"/>
+      </w:pPr>
+      <w:rPr>
+        <w:rFonts w:ascii="Wingdings" w:hAnsi="Wingdings" w:hint="default"/>
+        <w:sz w:val="20"/>
+      </w:rPr>
+    </w:lvl>
+    <w:lvl w:ilvl="8" w:tentative="1">
+      <w:start w:val="1"/>
+      <w:numFmt w:val="bullet"/>
+      <w:lvlText w:val=""/>
+      <w:lvlJc w:val="left"/>
+      <w:pPr>
+        <w:tabs>
+          <w:tab w:val="num" w:pos="6480"/>
+        </w:tabs>
+        <w:ind w:left="6480" w:hanging="360"/>
+      </w:pPr>
+      <w:rPr>
+        <w:rFonts w:ascii="Wingdings" w:hAnsi="Wingdings" w:hint="default"/>
+        <w:sz w:val="20"/>
+      </w:rPr>
+    </w:lvl>
+  </w:abstractNum>
+  <w:abstractNum w:abstractNumId="2" w15:restartNumberingAfterBreak="0">
+    <w:nsid w:val="3DA47040"/>
+    <w:multiLevelType w:val="multilevel"/>
+    <w:tmpl w:val="0EB81842"/>
+    <w:lvl w:ilvl="0">
+      <w:start w:val="1"/>
+      <w:numFmt w:val="decimal"/>
+      <w:lvlText w:val="%1."/>
+      <w:lvlJc w:val="left"/>
+      <w:pPr>
+        <w:tabs>
+          <w:tab w:val="num" w:pos="720"/>
+        </w:tabs>
+        <w:ind w:left="720" w:hanging="360"/>
+      </w:pPr>
+    </w:lvl>
+    <w:lvl w:ilvl="1" w:tentative="1">
+      <w:start w:val="1"/>
+      <w:numFmt w:val="decimal"/>
+      <w:lvlText w:val="%2."/>
+      <w:lvlJc w:val="left"/>
+      <w:pPr>
+        <w:tabs>
+          <w:tab w:val="num" w:pos="1440"/>
+        </w:tabs>
+        <w:ind w:left="1440" w:hanging="360"/>
+      </w:pPr>
+    </w:lvl>
+    <w:lvl w:ilvl="2" w:tentative="1">
+      <w:start w:val="1"/>
+      <w:numFmt w:val="decimal"/>
+      <w:lvlText w:val="%3."/>
+      <w:lvlJc w:val="left"/>
+      <w:pPr>
+        <w:tabs>
+          <w:tab w:val="num" w:pos="2160"/>
+        </w:tabs>
+        <w:ind w:left="2160" w:hanging="360"/>
+      </w:pPr>
+    </w:lvl>
+    <w:lvl w:ilvl="3" w:tentative="1">
+      <w:start w:val="1"/>
+      <w:numFmt w:val="decimal"/>
+      <w:lvlText w:val="%4."/>
+      <w:lvlJc w:val="left"/>
+      <w:pPr>
+        <w:tabs>
+          <w:tab w:val="num" w:pos="2880"/>
+        </w:tabs>
+        <w:ind w:left="2880" w:hanging="360"/>
+      </w:pPr>
+    </w:lvl>
+    <w:lvl w:ilvl="4" w:tentative="1">
+      <w:start w:val="1"/>
+      <w:numFmt w:val="decimal"/>
+      <w:lvlText w:val="%5."/>
+      <w:lvlJc w:val="left"/>
+      <w:pPr>
+        <w:tabs>
+          <w:tab w:val="num" w:pos="3600"/>
+        </w:tabs>
+        <w:ind w:left="3600" w:hanging="360"/>
+      </w:pPr>
+    </w:lvl>
+    <w:lvl w:ilvl="5" w:tentative="1">
+      <w:start w:val="1"/>
+      <w:numFmt w:val="decimal"/>
+      <w:lvlText w:val="%6."/>
+      <w:lvlJc w:val="left"/>
+      <w:pPr>
+        <w:tabs>
+          <w:tab w:val="num" w:pos="4320"/>
+        </w:tabs>
+        <w:ind w:left="4320" w:hanging="360"/>
+      </w:pPr>
+    </w:lvl>
+    <w:lvl w:ilvl="6" w:tentative="1">
+      <w:start w:val="1"/>
+      <w:numFmt w:val="decimal"/>
+      <w:lvlText w:val="%7."/>
+      <w:lvlJc w:val="left"/>
+      <w:pPr>
+        <w:tabs>
+          <w:tab w:val="num" w:pos="5040"/>
+        </w:tabs>
+        <w:ind w:left="5040" w:hanging="360"/>
+      </w:pPr>
+    </w:lvl>
+    <w:lvl w:ilvl="7" w:tentative="1">
+      <w:start w:val="1"/>
+      <w:numFmt w:val="decimal"/>
+      <w:lvlText w:val="%8."/>
+      <w:lvlJc w:val="left"/>
+      <w:pPr>
+        <w:tabs>
+          <w:tab w:val="num" w:pos="5760"/>
+        </w:tabs>
+        <w:ind w:left="5760" w:hanging="360"/>
+      </w:pPr>
+    </w:lvl>
+    <w:lvl w:ilvl="8" w:tentative="1">
+      <w:start w:val="1"/>
+      <w:numFmt w:val="decimal"/>
+      <w:lvlText w:val="%9."/>
+      <w:lvlJc w:val="left"/>
+      <w:pPr>
+        <w:tabs>
+          <w:tab w:val="num" w:pos="6480"/>
+        </w:tabs>
+        <w:ind w:left="6480" w:hanging="360"/>
+      </w:pPr>
+    </w:lvl>
+  </w:abstractNum>
+  <w:abstractNum w:abstractNumId="3" w15:restartNumberingAfterBreak="0">
+    <w:nsid w:val="7ABE0E66"/>
+    <w:multiLevelType w:val="multilevel"/>
+    <w:tmpl w:val="4588C222"/>
+    <w:lvl w:ilvl="0">
+      <w:start w:val="1"/>
+      <w:numFmt w:val="bullet"/>
+      <w:lvlText w:val=""/>
+      <w:lvlJc w:val="left"/>
+      <w:pPr>
+        <w:tabs>
+          <w:tab w:val="num" w:pos="720"/>
+        </w:tabs>
+        <w:ind w:left="720" w:hanging="360"/>
+      </w:pPr>
+      <w:rPr>
+        <w:rFonts w:ascii="Symbol" w:hAnsi="Symbol" w:hint="default"/>
+        <w:sz w:val="20"/>
+      </w:rPr>
+    </w:lvl>
+    <w:lvl w:ilvl="1" w:tentative="1">
+      <w:start w:val="1"/>
+      <w:numFmt w:val="bullet"/>
+      <w:lvlText w:val="o"/>
+      <w:lvlJc w:val="left"/>
+      <w:pPr>
+        <w:tabs>
+          <w:tab w:val="num" w:pos="1440"/>
+        </w:tabs>
+        <w:ind w:left="1440" w:hanging="360"/>
+      </w:pPr>
+      <w:rPr>
+        <w:rFonts w:ascii="Courier New" w:hAnsi="Courier New" w:hint="default"/>
+        <w:sz w:val="20"/>
+      </w:rPr>
+    </w:lvl>
+    <w:lvl w:ilvl="2" w:tentative="1">
+      <w:start w:val="1"/>
+      <w:numFmt w:val="bullet"/>
+      <w:lvlText w:val=""/>
+      <w:lvlJc w:val="left"/>
+      <w:pPr>
+        <w:tabs>
+          <w:tab w:val="num" w:pos="2160"/>
+        </w:tabs>
+        <w:ind w:left="2160" w:hanging="360"/>
+      </w:pPr>
+      <w:rPr>
+        <w:rFonts w:ascii="Wingdings" w:hAnsi="Wingdings" w:hint="default"/>
+        <w:sz w:val="20"/>
+      </w:rPr>
+    </w:lvl>
+    <w:lvl w:ilvl="3" w:tentative="1">
+      <w:start w:val="1"/>
+      <w:numFmt w:val="bullet"/>
+      <w:lvlText w:val=""/>
+      <w:lvlJc w:val="left"/>
+      <w:pPr>
+        <w:tabs>
+          <w:tab w:val="num" w:pos="2880"/>
+        </w:tabs>
+        <w:ind w:left="2880" w:hanging="360"/>
+      </w:pPr>
+      <w:rPr>
+        <w:rFonts w:ascii="Wingdings" w:hAnsi="Wingdings" w:hint="default"/>
+        <w:sz w:val="20"/>
+      </w:rPr>
+    </w:lvl>
+    <w:lvl w:ilvl="4" w:tentative="1">
+      <w:start w:val="1"/>
+      <w:numFmt w:val="bullet"/>
+      <w:lvlText w:val=""/>
+      <w:lvlJc w:val="left"/>
+      <w:pPr>
+        <w:tabs>
+          <w:tab w:val="num" w:pos="3600"/>
+        </w:tabs>
+        <w:ind w:left="3600" w:hanging="360"/>
+      </w:pPr>
+      <w:rPr>
+        <w:rFonts w:ascii="Wingdings" w:hAnsi="Wingdings" w:hint="default"/>
+        <w:sz w:val="20"/>
+      </w:rPr>
+    </w:lvl>
+    <w:lvl w:ilvl="5" w:tentative="1">
+      <w:start w:val="1"/>
+      <w:numFmt w:val="bullet"/>
+      <w:lvlText w:val=""/>
+      <w:lvlJc w:val="left"/>
+      <w:pPr>
+        <w:tabs>
+          <w:tab w:val="num" w:pos="4320"/>
+        </w:tabs>
+        <w:ind w:left="4320" w:hanging="360"/>
+      </w:pPr>
+      <w:rPr>
+        <w:rFonts w:ascii="Wingdings" w:hAnsi="Wingdings" w:hint="default"/>
+        <w:sz w:val="20"/>
+      </w:rPr>
+    </w:lvl>
+    <w:lvl w:ilvl="6" w:tentative="1">
+      <w:start w:val="1"/>
+      <w:numFmt w:val="bullet"/>
+      <w:lvlText w:val=""/>
+      <w:lvlJc w:val="left"/>
+      <w:pPr>
+        <w:tabs>
+          <w:tab w:val="num" w:pos="5040"/>
+        </w:tabs>
+        <w:ind w:left="5040" w:hanging="360"/>
+      </w:pPr>
+      <w:rPr>
+        <w:rFonts w:ascii="Wingdings" w:hAnsi="Wingdings" w:hint="default"/>
+        <w:sz w:val="20"/>
+      </w:rPr>
+    </w:lvl>
+    <w:lvl w:ilvl="7" w:tentative="1">
+      <w:start w:val="1"/>
+      <w:numFmt w:val="bullet"/>
+      <w:lvlText w:val=""/>
+      <w:lvlJc w:val="left"/>
+      <w:pPr>
+        <w:tabs>
+          <w:tab w:val="num" w:pos="5760"/>
+        </w:tabs>
+        <w:ind w:left="5760" w:hanging="360"/>
+      </w:pPr>
+      <w:rPr>
+        <w:rFonts w:ascii="Wingdings" w:hAnsi="Wingdings" w:hint="default"/>
+        <w:sz w:val="20"/>
+      </w:rPr>
+    </w:lvl>
+    <w:lvl w:ilvl="8" w:tentative="1">
+      <w:start w:val="1"/>
+      <w:numFmt w:val="bullet"/>
+      <w:lvlText w:val=""/>
+      <w:lvlJc w:val="left"/>
+      <w:pPr>
+        <w:tabs>
+          <w:tab w:val="num" w:pos="6480"/>
+        </w:tabs>
+        <w:ind w:left="6480" w:hanging="360"/>
+      </w:pPr>
+      <w:rPr>
+        <w:rFonts w:ascii="Wingdings" w:hAnsi="Wingdings" w:hint="default"/>
+        <w:sz w:val="20"/>
+      </w:rPr>
+    </w:lvl>
+  </w:abstractNum>
+  <w:num w:numId="1">
+    <w:abstractNumId w:val="2"/>
+  </w:num>
+  <w:num w:numId="2">
+    <w:abstractNumId w:val="3"/>
+  </w:num>
+  <w:num w:numId="3">
+    <w:abstractNumId w:val="1"/>
+  </w:num>
+  <w:num w:numId="4">
+    <w:abstractNumId w:val="0"/>
+  </w:num>
+</w:numbering>
 </file>
 
 <file path=word/styles.xml><?xml version="1.0" encoding="utf-8"?>
@@ -1666,6 +4081,25 @@
     <w:name w:val="Normal"/>
     <w:qFormat/>
   </w:style>
+  <w:style w:type="paragraph" w:styleId="Heading2">
+    <w:name w:val="heading 2"/>
+    <w:basedOn w:val="Normal"/>
+    <w:link w:val="Heading2Char"/>
+    <w:uiPriority w:val="9"/>
+    <w:qFormat/>
+    <w:rsid w:val="00C77F6C"/>
+    <w:pPr>
+      <w:spacing w:before="100" w:beforeAutospacing="1" w:after="100" w:afterAutospacing="1" w:line="240" w:lineRule="auto"/>
+      <w:outlineLvl w:val="1"/>
+    </w:pPr>
+    <w:rPr>
+      <w:rFonts w:ascii="Times New Roman" w:eastAsia="Times New Roman" w:hAnsi="Times New Roman" w:cs="Times New Roman"/>
+      <w:b/>
+      <w:bCs/>
+      <w:sz w:val="36"/>
+      <w:szCs w:val="36"/>
+    </w:rPr>
+  </w:style>
   <w:style w:type="character" w:default="1" w:styleId="DefaultParagraphFont">
     <w:name w:val="Default Paragraph Font"/>
     <w:uiPriority w:val="1"/>
@@ -1692,6 +4126,82 @@
     <w:uiPriority w:val="99"/>
     <w:semiHidden/>
     <w:unhideWhenUsed/>
+  </w:style>
+  <w:style w:type="paragraph" w:styleId="NormalWeb">
+    <w:name w:val="Normal (Web)"/>
+    <w:basedOn w:val="Normal"/>
+    <w:uiPriority w:val="99"/>
+    <w:semiHidden/>
+    <w:unhideWhenUsed/>
+    <w:rsid w:val="00C77F6C"/>
+    <w:pPr>
+      <w:spacing w:before="100" w:beforeAutospacing="1" w:after="100" w:afterAutospacing="1" w:line="240" w:lineRule="auto"/>
+    </w:pPr>
+    <w:rPr>
+      <w:rFonts w:ascii="Times New Roman" w:eastAsia="Times New Roman" w:hAnsi="Times New Roman" w:cs="Times New Roman"/>
+      <w:sz w:val="24"/>
+      <w:szCs w:val="24"/>
+    </w:rPr>
+  </w:style>
+  <w:style w:type="character" w:styleId="Strong">
+    <w:name w:val="Strong"/>
+    <w:basedOn w:val="DefaultParagraphFont"/>
+    <w:uiPriority w:val="22"/>
+    <w:qFormat/>
+    <w:rsid w:val="00C77F6C"/>
+    <w:rPr>
+      <w:b/>
+      <w:bCs/>
+    </w:rPr>
+  </w:style>
+  <w:style w:type="character" w:customStyle="1" w:styleId="katex-mathml">
+    <w:name w:val="katex-mathml"/>
+    <w:basedOn w:val="DefaultParagraphFont"/>
+    <w:rsid w:val="00C77F6C"/>
+  </w:style>
+  <w:style w:type="character" w:customStyle="1" w:styleId="mord">
+    <w:name w:val="mord"/>
+    <w:basedOn w:val="DefaultParagraphFont"/>
+    <w:rsid w:val="00C77F6C"/>
+  </w:style>
+  <w:style w:type="character" w:customStyle="1" w:styleId="vlist-s">
+    <w:name w:val="vlist-s"/>
+    <w:basedOn w:val="DefaultParagraphFont"/>
+    <w:rsid w:val="00C77F6C"/>
+  </w:style>
+  <w:style w:type="character" w:customStyle="1" w:styleId="mrel">
+    <w:name w:val="mrel"/>
+    <w:basedOn w:val="DefaultParagraphFont"/>
+    <w:rsid w:val="00C77F6C"/>
+  </w:style>
+  <w:style w:type="character" w:customStyle="1" w:styleId="mopen">
+    <w:name w:val="mopen"/>
+    <w:basedOn w:val="DefaultParagraphFont"/>
+    <w:rsid w:val="00C77F6C"/>
+  </w:style>
+  <w:style w:type="character" w:customStyle="1" w:styleId="mclose">
+    <w:name w:val="mclose"/>
+    <w:basedOn w:val="DefaultParagraphFont"/>
+    <w:rsid w:val="00C77F6C"/>
+  </w:style>
+  <w:style w:type="character" w:customStyle="1" w:styleId="Heading2Char">
+    <w:name w:val="Heading 2 Char"/>
+    <w:basedOn w:val="DefaultParagraphFont"/>
+    <w:link w:val="Heading2"/>
+    <w:uiPriority w:val="9"/>
+    <w:rsid w:val="00C77F6C"/>
+    <w:rPr>
+      <w:rFonts w:ascii="Times New Roman" w:eastAsia="Times New Roman" w:hAnsi="Times New Roman" w:cs="Times New Roman"/>
+      <w:b/>
+      <w:bCs/>
+      <w:sz w:val="36"/>
+      <w:szCs w:val="36"/>
+    </w:rPr>
+  </w:style>
+  <w:style w:type="character" w:customStyle="1" w:styleId="mbin">
+    <w:name w:val="mbin"/>
+    <w:basedOn w:val="DefaultParagraphFont"/>
+    <w:rsid w:val="00C77F6C"/>
   </w:style>
 </w:styles>
 </file>

--- a/Laptops/9- Transistor.docx
+++ b/Laptops/9- Transistor.docx
@@ -1449,7 +1449,47 @@
           <w:sz w:val="24"/>
           <w:szCs w:val="24"/>
         </w:rPr>
-        <w:t>VBE≈0.7V(silicontransistor)</w:t>
+        <w:t>VBE</w:t>
+      </w:r>
+      <w:r>
+        <w:rPr>
+          <w:rFonts w:ascii="Times New Roman" w:eastAsia="Times New Roman" w:hAnsi="Times New Roman" w:cs="Times New Roman"/>
+          <w:b/>
+          <w:bCs/>
+          <w:sz w:val="24"/>
+          <w:szCs w:val="24"/>
+        </w:rPr>
+        <w:t xml:space="preserve"> </w:t>
+      </w:r>
+      <w:r>
+        <w:rPr>
+          <w:rFonts w:ascii="Times New Roman" w:eastAsia="Times New Roman" w:hAnsi="Times New Roman" w:cs="Times New Roman"/>
+          <w:b/>
+          <w:bCs/>
+          <w:sz w:val="24"/>
+          <w:szCs w:val="24"/>
+        </w:rPr>
+        <w:t>≈</w:t>
+      </w:r>
+      <w:r>
+        <w:rPr>
+          <w:rFonts w:ascii="Times New Roman" w:eastAsia="Times New Roman" w:hAnsi="Times New Roman" w:cs="Times New Roman"/>
+          <w:b/>
+          <w:bCs/>
+          <w:sz w:val="24"/>
+          <w:szCs w:val="24"/>
+        </w:rPr>
+        <w:t xml:space="preserve"> </w:t>
+      </w:r>
+      <w:r>
+        <w:rPr>
+          <w:rFonts w:ascii="Times New Roman" w:eastAsia="Times New Roman" w:hAnsi="Times New Roman" w:cs="Times New Roman"/>
+          <w:b/>
+          <w:bCs/>
+          <w:sz w:val="24"/>
+          <w:szCs w:val="24"/>
+        </w:rPr>
+        <w:t>0.7V(silicontransistor)</w:t>
       </w:r>
     </w:p>
     <w:p>
@@ -1471,7 +1511,47 @@
           <w:sz w:val="24"/>
           <w:szCs w:val="24"/>
         </w:rPr>
-        <w:t>VBE​≥0.7V</w:t>
+        <w:t>VBE</w:t>
+      </w:r>
+      <w:r>
+        <w:rPr>
+          <w:rFonts w:ascii="Times New Roman" w:eastAsia="Times New Roman" w:hAnsi="Times New Roman" w:cs="Times New Roman"/>
+          <w:b/>
+          <w:bCs/>
+          <w:sz w:val="24"/>
+          <w:szCs w:val="24"/>
+        </w:rPr>
+        <w:t xml:space="preserve"> </w:t>
+      </w:r>
+      <w:r>
+        <w:rPr>
+          <w:rFonts w:ascii="Times New Roman" w:eastAsia="Times New Roman" w:hAnsi="Times New Roman" w:cs="Times New Roman"/>
+          <w:b/>
+          <w:bCs/>
+          <w:sz w:val="24"/>
+          <w:szCs w:val="24"/>
+        </w:rPr>
+        <w:t>​≥</w:t>
+      </w:r>
+      <w:r>
+        <w:rPr>
+          <w:rFonts w:ascii="Times New Roman" w:eastAsia="Times New Roman" w:hAnsi="Times New Roman" w:cs="Times New Roman"/>
+          <w:b/>
+          <w:bCs/>
+          <w:sz w:val="24"/>
+          <w:szCs w:val="24"/>
+        </w:rPr>
+        <w:t xml:space="preserve"> </w:t>
+      </w:r>
+      <w:r>
+        <w:rPr>
+          <w:rFonts w:ascii="Times New Roman" w:eastAsia="Times New Roman" w:hAnsi="Times New Roman" w:cs="Times New Roman"/>
+          <w:b/>
+          <w:bCs/>
+          <w:sz w:val="24"/>
+          <w:szCs w:val="24"/>
+        </w:rPr>
+        <w:t>0.7V</w:t>
       </w:r>
     </w:p>
     <w:p>
@@ -1511,7 +1591,87 @@
           <w:sz w:val="24"/>
           <w:szCs w:val="24"/>
         </w:rPr>
-        <w:t>Base=Emitter+0.7V</w:t>
+        <w:t>Base</w:t>
+      </w:r>
+      <w:r>
+        <w:rPr>
+          <w:rFonts w:ascii="Times New Roman" w:eastAsia="Times New Roman" w:hAnsi="Times New Roman" w:cs="Times New Roman"/>
+          <w:b/>
+          <w:bCs/>
+          <w:sz w:val="24"/>
+          <w:szCs w:val="24"/>
+        </w:rPr>
+        <w:t xml:space="preserve"> </w:t>
+      </w:r>
+      <w:r>
+        <w:rPr>
+          <w:rFonts w:ascii="Times New Roman" w:eastAsia="Times New Roman" w:hAnsi="Times New Roman" w:cs="Times New Roman"/>
+          <w:b/>
+          <w:bCs/>
+          <w:sz w:val="24"/>
+          <w:szCs w:val="24"/>
+        </w:rPr>
+        <w:t>=</w:t>
+      </w:r>
+      <w:r>
+        <w:rPr>
+          <w:rFonts w:ascii="Times New Roman" w:eastAsia="Times New Roman" w:hAnsi="Times New Roman" w:cs="Times New Roman"/>
+          <w:b/>
+          <w:bCs/>
+          <w:sz w:val="24"/>
+          <w:szCs w:val="24"/>
+        </w:rPr>
+        <w:t xml:space="preserve"> </w:t>
+      </w:r>
+      <w:r>
+        <w:rPr>
+          <w:rFonts w:ascii="Times New Roman" w:eastAsia="Times New Roman" w:hAnsi="Times New Roman" w:cs="Times New Roman"/>
+          <w:b/>
+          <w:bCs/>
+          <w:sz w:val="24"/>
+          <w:szCs w:val="24"/>
+        </w:rPr>
+        <w:t>Emitter</w:t>
+      </w:r>
+      <w:r>
+        <w:rPr>
+          <w:rFonts w:ascii="Times New Roman" w:eastAsia="Times New Roman" w:hAnsi="Times New Roman" w:cs="Times New Roman"/>
+          <w:b/>
+          <w:bCs/>
+          <w:sz w:val="24"/>
+          <w:szCs w:val="24"/>
+        </w:rPr>
+        <w:t xml:space="preserve"> </w:t>
+      </w:r>
+      <w:r>
+        <w:rPr>
+          <w:rFonts w:ascii="Times New Roman" w:eastAsia="Times New Roman" w:hAnsi="Times New Roman" w:cs="Times New Roman"/>
+          <w:b/>
+          <w:bCs/>
+          <w:sz w:val="24"/>
+          <w:szCs w:val="24"/>
+        </w:rPr>
+        <w:t>+</w:t>
+      </w:r>
+      <w:r>
+        <w:rPr>
+          <w:rFonts w:ascii="Times New Roman" w:eastAsia="Times New Roman" w:hAnsi="Times New Roman" w:cs="Times New Roman"/>
+          <w:b/>
+          <w:bCs/>
+          <w:sz w:val="24"/>
+          <w:szCs w:val="24"/>
+        </w:rPr>
+        <w:t xml:space="preserve"> </w:t>
+      </w:r>
+      <w:r>
+        <w:rPr>
+          <w:rFonts w:ascii="Times New Roman" w:eastAsia="Times New Roman" w:hAnsi="Times New Roman" w:cs="Times New Roman"/>
+          <w:b/>
+          <w:bCs/>
+          <w:sz w:val="24"/>
+          <w:szCs w:val="24"/>
+        </w:rPr>
+        <w:t>0.7V</w:t>
       </w:r>
     </w:p>
     <w:p>
@@ -2239,6 +2399,7 @@
         <w:rPr>
           <w:b/>
           <w:bCs/>
+          <w:noProof/>
         </w:rPr>
         <w:drawing>
           <wp:inline distT="0" distB="0" distL="0" distR="0" wp14:anchorId="3A7D3901" wp14:editId="657A7650">
@@ -2799,7 +2960,7 @@
     <w:p>
       <w:r>
         <w:pict w14:anchorId="353ACF5A">
-          <v:rect id="_x0000_i1031" style="width:0;height:1.5pt" o:hralign="center" o:hrstd="t" o:hr="t" fillcolor="#a0a0a0" stroked="f"/>
+          <v:rect id="_x0000_i1028" style="width:0;height:1.5pt" o:hralign="center" o:hrstd="t" o:hr="t" fillcolor="#a0a0a0" stroked="f"/>
         </w:pict>
       </w:r>
     </w:p>
@@ -2989,6 +3150,7 @@
           <w:rFonts w:ascii="Segoe UI Emoji" w:eastAsia="Times New Roman" w:hAnsi="Segoe UI Emoji" w:cs="Segoe UI Emoji"/>
           <w:b/>
           <w:bCs/>
+          <w:noProof/>
           <w:sz w:val="36"/>
           <w:szCs w:val="36"/>
         </w:rPr>
@@ -3055,6 +3217,7 @@
           <w:rFonts w:ascii="Segoe UI Emoji" w:eastAsia="Times New Roman" w:hAnsi="Segoe UI Emoji" w:cs="Segoe UI Emoji"/>
           <w:b/>
           <w:bCs/>
+          <w:noProof/>
           <w:sz w:val="36"/>
           <w:szCs w:val="36"/>
         </w:rPr>

--- a/Laptops/9- Transistor.docx
+++ b/Laptops/9- Transistor.docx
@@ -1,6 +1,6 @@
 
 <file path=word/document.xml><?xml version="1.0" encoding="utf-8"?>
-<w:document xmlns:wpc="http://schemas.microsoft.com/office/word/2010/wordprocessingCanvas" xmlns:cx="http://schemas.microsoft.com/office/drawing/2014/chartex" xmlns:cx1="http://schemas.microsoft.com/office/drawing/2015/9/8/chartex" xmlns:cx2="http://schemas.microsoft.com/office/drawing/2015/10/21/chartex" xmlns:cx3="http://schemas.microsoft.com/office/drawing/2016/5/9/chartex" xmlns:cx4="http://schemas.microsoft.com/office/drawing/2016/5/10/chartex" xmlns:cx5="http://schemas.microsoft.com/office/drawing/2016/5/11/chartex" xmlns:cx6="http://schemas.microsoft.com/office/drawing/2016/5/12/chartex" xmlns:cx7="http://schemas.microsoft.com/office/drawing/2016/5/13/chartex" xmlns:cx8="http://schemas.microsoft.com/office/drawing/2016/5/14/chartex" xmlns:mc="http://schemas.openxmlformats.org/markup-compatibility/2006" xmlns:aink="http://schemas.microsoft.com/office/drawing/2016/ink" xmlns:am3d="http://schemas.microsoft.com/office/drawing/2017/model3d" xmlns:o="urn:schemas-microsoft-com:office:office" xmlns:r="http://schemas.openxmlformats.org/officeDocument/2006/relationships" xmlns:m="http://schemas.openxmlformats.org/officeDocument/2006/math" xmlns:v="urn:schemas-microsoft-com:vml" xmlns:wp14="http://schemas.microsoft.com/office/word/2010/wordprocessingDrawing" xmlns:wp="http://schemas.openxmlformats.org/drawingml/2006/wordprocessingDrawing" xmlns:w10="urn:schemas-microsoft-com:office:word" xmlns:w="http://schemas.openxmlformats.org/wordprocessingml/2006/main" xmlns:w14="http://schemas.microsoft.com/office/word/2010/wordml" xmlns:w15="http://schemas.microsoft.com/office/word/2012/wordml" xmlns:w16cex="http://schemas.microsoft.com/office/word/2018/wordml/cex" xmlns:w16cid="http://schemas.microsoft.com/office/word/2016/wordml/cid" xmlns:w16="http://schemas.microsoft.com/office/word/2018/wordml" xmlns:w16sdtdh="http://schemas.microsoft.com/office/word/2020/wordml/sdtdatahash" xmlns:w16se="http://schemas.microsoft.com/office/word/2015/wordml/symex" xmlns:wpg="http://schemas.microsoft.com/office/word/2010/wordprocessingGroup" xmlns:wpi="http://schemas.microsoft.com/office/word/2010/wordprocessingInk" xmlns:wne="http://schemas.microsoft.com/office/word/2006/wordml" xmlns:wps="http://schemas.microsoft.com/office/word/2010/wordprocessingShape" mc:Ignorable="w14 w15 w16se w16cid w16 w16cex w16sdtdh wp14">
+<w:document xmlns:wpc="http://schemas.microsoft.com/office/word/2010/wordprocessingCanvas" xmlns:cx="http://schemas.microsoft.com/office/drawing/2014/chartex" xmlns:cx1="http://schemas.microsoft.com/office/drawing/2015/9/8/chartex" xmlns:cx2="http://schemas.microsoft.com/office/drawing/2015/10/21/chartex" xmlns:cx3="http://schemas.microsoft.com/office/drawing/2016/5/9/chartex" xmlns:cx4="http://schemas.microsoft.com/office/drawing/2016/5/10/chartex" xmlns:cx5="http://schemas.microsoft.com/office/drawing/2016/5/11/chartex" xmlns:cx6="http://schemas.microsoft.com/office/drawing/2016/5/12/chartex" xmlns:cx7="http://schemas.microsoft.com/office/drawing/2016/5/13/chartex" xmlns:cx8="http://schemas.microsoft.com/office/drawing/2016/5/14/chartex" xmlns:mc="http://schemas.openxmlformats.org/markup-compatibility/2006" xmlns:aink="http://schemas.microsoft.com/office/drawing/2016/ink" xmlns:am3d="http://schemas.microsoft.com/office/drawing/2017/model3d" xmlns:o="urn:schemas-microsoft-com:office:office" xmlns:oel="http://schemas.microsoft.com/office/2019/extlst" xmlns:r="http://schemas.openxmlformats.org/officeDocument/2006/relationships" xmlns:m="http://schemas.openxmlformats.org/officeDocument/2006/math" xmlns:v="urn:schemas-microsoft-com:vml" xmlns:wp14="http://schemas.microsoft.com/office/word/2010/wordprocessingDrawing" xmlns:wp="http://schemas.openxmlformats.org/drawingml/2006/wordprocessingDrawing" xmlns:w10="urn:schemas-microsoft-com:office:word" xmlns:w="http://schemas.openxmlformats.org/wordprocessingml/2006/main" xmlns:w14="http://schemas.microsoft.com/office/word/2010/wordml" xmlns:w15="http://schemas.microsoft.com/office/word/2012/wordml" xmlns:w16cex="http://schemas.microsoft.com/office/word/2018/wordml/cex" xmlns:w16cid="http://schemas.microsoft.com/office/word/2016/wordml/cid" xmlns:w16="http://schemas.microsoft.com/office/word/2018/wordml" xmlns:w16sdtdh="http://schemas.microsoft.com/office/word/2020/wordml/sdtdatahash" xmlns:w16se="http://schemas.microsoft.com/office/word/2015/wordml/symex" xmlns:wpg="http://schemas.microsoft.com/office/word/2010/wordprocessingGroup" xmlns:wpi="http://schemas.microsoft.com/office/word/2010/wordprocessingInk" xmlns:wne="http://schemas.microsoft.com/office/word/2006/wordml" xmlns:wps="http://schemas.microsoft.com/office/word/2010/wordprocessingShape" mc:Ignorable="w14 w15 w16se w16cid w16 w16cex w16sdtdh wp14">
   <w:body>
     <w:p>
       <w:pPr>
@@ -1169,7 +1169,21 @@
           <w:b/>
           <w:bCs/>
         </w:rPr>
-        <w:t xml:space="preserve"> Reading Diode Testing</w:t>
+        <w:t xml:space="preserve"> Reading</w:t>
+      </w:r>
+      <w:r>
+        <w:rPr>
+          <w:b/>
+          <w:bCs/>
+        </w:rPr>
+        <w:t>(one side)</w:t>
+      </w:r>
+      <w:r>
+        <w:rPr>
+          <w:b/>
+          <w:bCs/>
+        </w:rPr>
+        <w:t xml:space="preserve"> Diode Testing</w:t>
       </w:r>
     </w:p>
     <w:p>
@@ -1212,7 +1226,21 @@
           <w:b/>
           <w:bCs/>
         </w:rPr>
-        <w:t xml:space="preserve"> Reading Diode Testing</w:t>
+        <w:t xml:space="preserve"> Reading</w:t>
+      </w:r>
+      <w:r>
+        <w:rPr>
+          <w:b/>
+          <w:bCs/>
+        </w:rPr>
+        <w:t>(one side)</w:t>
+      </w:r>
+      <w:r>
+        <w:rPr>
+          <w:b/>
+          <w:bCs/>
+        </w:rPr>
+        <w:t xml:space="preserve"> Diode Testing</w:t>
       </w:r>
     </w:p>
     <w:p>
@@ -3269,7 +3297,7 @@
 </file>
 
 <file path=word/numbering.xml><?xml version="1.0" encoding="utf-8"?>
-<w:numbering xmlns:wpc="http://schemas.microsoft.com/office/word/2010/wordprocessingCanvas" xmlns:cx="http://schemas.microsoft.com/office/drawing/2014/chartex" xmlns:cx1="http://schemas.microsoft.com/office/drawing/2015/9/8/chartex" xmlns:cx2="http://schemas.microsoft.com/office/drawing/2015/10/21/chartex" xmlns:cx3="http://schemas.microsoft.com/office/drawing/2016/5/9/chartex" xmlns:cx4="http://schemas.microsoft.com/office/drawing/2016/5/10/chartex" xmlns:cx5="http://schemas.microsoft.com/office/drawing/2016/5/11/chartex" xmlns:cx6="http://schemas.microsoft.com/office/drawing/2016/5/12/chartex" xmlns:cx7="http://schemas.microsoft.com/office/drawing/2016/5/13/chartex" xmlns:cx8="http://schemas.microsoft.com/office/drawing/2016/5/14/chartex" xmlns:mc="http://schemas.openxmlformats.org/markup-compatibility/2006" xmlns:aink="http://schemas.microsoft.com/office/drawing/2016/ink" xmlns:am3d="http://schemas.microsoft.com/office/drawing/2017/model3d" xmlns:o="urn:schemas-microsoft-com:office:office" xmlns:r="http://schemas.openxmlformats.org/officeDocument/2006/relationships" xmlns:m="http://schemas.openxmlformats.org/officeDocument/2006/math" xmlns:v="urn:schemas-microsoft-com:vml" xmlns:wp14="http://schemas.microsoft.com/office/word/2010/wordprocessingDrawing" xmlns:wp="http://schemas.openxmlformats.org/drawingml/2006/wordprocessingDrawing" xmlns:w10="urn:schemas-microsoft-com:office:word" xmlns:w="http://schemas.openxmlformats.org/wordprocessingml/2006/main" xmlns:w14="http://schemas.microsoft.com/office/word/2010/wordml" xmlns:w15="http://schemas.microsoft.com/office/word/2012/wordml" xmlns:w16cex="http://schemas.microsoft.com/office/word/2018/wordml/cex" xmlns:w16cid="http://schemas.microsoft.com/office/word/2016/wordml/cid" xmlns:w16="http://schemas.microsoft.com/office/word/2018/wordml" xmlns:w16sdtdh="http://schemas.microsoft.com/office/word/2020/wordml/sdtdatahash" xmlns:w16se="http://schemas.microsoft.com/office/word/2015/wordml/symex" xmlns:wpg="http://schemas.microsoft.com/office/word/2010/wordprocessingGroup" xmlns:wpi="http://schemas.microsoft.com/office/word/2010/wordprocessingInk" xmlns:wne="http://schemas.microsoft.com/office/word/2006/wordml" xmlns:wps="http://schemas.microsoft.com/office/word/2010/wordprocessingShape" mc:Ignorable="w14 w15 w16se w16cid w16 w16cex w16sdtdh wp14">
+<w:numbering xmlns:wpc="http://schemas.microsoft.com/office/word/2010/wordprocessingCanvas" xmlns:cx="http://schemas.microsoft.com/office/drawing/2014/chartex" xmlns:cx1="http://schemas.microsoft.com/office/drawing/2015/9/8/chartex" xmlns:cx2="http://schemas.microsoft.com/office/drawing/2015/10/21/chartex" xmlns:cx3="http://schemas.microsoft.com/office/drawing/2016/5/9/chartex" xmlns:cx4="http://schemas.microsoft.com/office/drawing/2016/5/10/chartex" xmlns:cx5="http://schemas.microsoft.com/office/drawing/2016/5/11/chartex" xmlns:cx6="http://schemas.microsoft.com/office/drawing/2016/5/12/chartex" xmlns:cx7="http://schemas.microsoft.com/office/drawing/2016/5/13/chartex" xmlns:cx8="http://schemas.microsoft.com/office/drawing/2016/5/14/chartex" xmlns:mc="http://schemas.openxmlformats.org/markup-compatibility/2006" xmlns:aink="http://schemas.microsoft.com/office/drawing/2016/ink" xmlns:am3d="http://schemas.microsoft.com/office/drawing/2017/model3d" xmlns:o="urn:schemas-microsoft-com:office:office" xmlns:oel="http://schemas.microsoft.com/office/2019/extlst" xmlns:r="http://schemas.openxmlformats.org/officeDocument/2006/relationships" xmlns:m="http://schemas.openxmlformats.org/officeDocument/2006/math" xmlns:v="urn:schemas-microsoft-com:vml" xmlns:wp14="http://schemas.microsoft.com/office/word/2010/wordprocessingDrawing" xmlns:wp="http://schemas.openxmlformats.org/drawingml/2006/wordprocessingDrawing" xmlns:w10="urn:schemas-microsoft-com:office:word" xmlns:w="http://schemas.openxmlformats.org/wordprocessingml/2006/main" xmlns:w14="http://schemas.microsoft.com/office/word/2010/wordml" xmlns:w15="http://schemas.microsoft.com/office/word/2012/wordml" xmlns:w16cex="http://schemas.microsoft.com/office/word/2018/wordml/cex" xmlns:w16cid="http://schemas.microsoft.com/office/word/2016/wordml/cid" xmlns:w16="http://schemas.microsoft.com/office/word/2018/wordml" xmlns:w16sdtdh="http://schemas.microsoft.com/office/word/2020/wordml/sdtdatahash" xmlns:w16se="http://schemas.microsoft.com/office/word/2015/wordml/symex" xmlns:wpg="http://schemas.microsoft.com/office/word/2010/wordprocessingGroup" xmlns:wpi="http://schemas.microsoft.com/office/word/2010/wordprocessingInk" xmlns:wne="http://schemas.microsoft.com/office/word/2006/wordml" xmlns:wps="http://schemas.microsoft.com/office/word/2010/wordprocessingShape" mc:Ignorable="w14 w15 w16se w16cid w16 w16cex w16sdtdh wp14">
   <w:abstractNum w:abstractNumId="0" w15:restartNumberingAfterBreak="0">
     <w:nsid w:val="02313B99"/>
     <w:multiLevelType w:val="multilevel"/>
@@ -3830,16 +3858,16 @@
       </w:rPr>
     </w:lvl>
   </w:abstractNum>
-  <w:num w:numId="1">
+  <w:num w:numId="1" w16cid:durableId="1219168318">
     <w:abstractNumId w:val="2"/>
   </w:num>
-  <w:num w:numId="2">
+  <w:num w:numId="2" w16cid:durableId="622924129">
     <w:abstractNumId w:val="3"/>
   </w:num>
-  <w:num w:numId="3">
+  <w:num w:numId="3" w16cid:durableId="1283341036">
     <w:abstractNumId w:val="1"/>
   </w:num>
-  <w:num w:numId="4">
+  <w:num w:numId="4" w16cid:durableId="79984321">
     <w:abstractNumId w:val="0"/>
   </w:num>
 </w:numbering>

--- a/Laptops/9- Transistor.docx
+++ b/Laptops/9- Transistor.docx
@@ -1437,7 +1437,16 @@
         </w:rPr>
       </w:pPr>
       <w:r>
-        <w:t>NPN transistor me conventional current Collector se Emitter ko jata hai.</w:t>
+        <w:t xml:space="preserve">NPN transistor me </w:t>
+      </w:r>
+      <w:r>
+        <w:rPr>
+          <w:highlight w:val="yellow"/>
+        </w:rPr>
+        <w:t>conventional current Collector se Emitter</w:t>
+      </w:r>
+      <w:r>
+        <w:t xml:space="preserve"> ko jata hai.</w:t>
       </w:r>
     </w:p>
     <w:p>
@@ -1538,6 +1547,7 @@
           <w:bCs/>
           <w:sz w:val="24"/>
           <w:szCs w:val="24"/>
+          <w:highlight w:val="green"/>
         </w:rPr>
         <w:t>VBE</w:t>
       </w:r>
@@ -1548,6 +1558,7 @@
           <w:bCs/>
           <w:sz w:val="24"/>
           <w:szCs w:val="24"/>
+          <w:highlight w:val="green"/>
         </w:rPr>
         <w:t xml:space="preserve"> </w:t>
       </w:r>
@@ -1558,6 +1569,7 @@
           <w:bCs/>
           <w:sz w:val="24"/>
           <w:szCs w:val="24"/>
+          <w:highlight w:val="green"/>
         </w:rPr>
         <w:t>​≥</w:t>
       </w:r>
@@ -1568,6 +1580,7 @@
           <w:bCs/>
           <w:sz w:val="24"/>
           <w:szCs w:val="24"/>
+          <w:highlight w:val="green"/>
         </w:rPr>
         <w:t xml:space="preserve"> </w:t>
       </w:r>
@@ -1578,8 +1591,20 @@
           <w:bCs/>
           <w:sz w:val="24"/>
           <w:szCs w:val="24"/>
+          <w:highlight w:val="green"/>
         </w:rPr>
         <w:t>0.7V</w:t>
+      </w:r>
+      <w:r>
+        <w:rPr>
+          <w:rFonts w:ascii="Times New Roman" w:eastAsia="Times New Roman" w:hAnsi="Times New Roman" w:cs="Times New Roman"/>
+          <w:b/>
+          <w:bCs/>
+          <w:sz w:val="24"/>
+          <w:szCs w:val="24"/>
+          <w:highlight w:val="green"/>
+        </w:rPr>
+        <w:t>(1)</w:t>
       </w:r>
     </w:p>
     <w:p>

--- a/Laptops/9- Transistor.docx
+++ b/Laptops/9- Transistor.docx
@@ -1,6 +1,6 @@
 
 <file path=word/document.xml><?xml version="1.0" encoding="utf-8"?>
-<w:document xmlns:wpc="http://schemas.microsoft.com/office/word/2010/wordprocessingCanvas" xmlns:cx="http://schemas.microsoft.com/office/drawing/2014/chartex" xmlns:cx1="http://schemas.microsoft.com/office/drawing/2015/9/8/chartex" xmlns:cx2="http://schemas.microsoft.com/office/drawing/2015/10/21/chartex" xmlns:cx3="http://schemas.microsoft.com/office/drawing/2016/5/9/chartex" xmlns:cx4="http://schemas.microsoft.com/office/drawing/2016/5/10/chartex" xmlns:cx5="http://schemas.microsoft.com/office/drawing/2016/5/11/chartex" xmlns:cx6="http://schemas.microsoft.com/office/drawing/2016/5/12/chartex" xmlns:cx7="http://schemas.microsoft.com/office/drawing/2016/5/13/chartex" xmlns:cx8="http://schemas.microsoft.com/office/drawing/2016/5/14/chartex" xmlns:mc="http://schemas.openxmlformats.org/markup-compatibility/2006" xmlns:aink="http://schemas.microsoft.com/office/drawing/2016/ink" xmlns:am3d="http://schemas.microsoft.com/office/drawing/2017/model3d" xmlns:o="urn:schemas-microsoft-com:office:office" xmlns:oel="http://schemas.microsoft.com/office/2019/extlst" xmlns:r="http://schemas.openxmlformats.org/officeDocument/2006/relationships" xmlns:m="http://schemas.openxmlformats.org/officeDocument/2006/math" xmlns:v="urn:schemas-microsoft-com:vml" xmlns:wp14="http://schemas.microsoft.com/office/word/2010/wordprocessingDrawing" xmlns:wp="http://schemas.openxmlformats.org/drawingml/2006/wordprocessingDrawing" xmlns:w10="urn:schemas-microsoft-com:office:word" xmlns:w="http://schemas.openxmlformats.org/wordprocessingml/2006/main" xmlns:w14="http://schemas.microsoft.com/office/word/2010/wordml" xmlns:w15="http://schemas.microsoft.com/office/word/2012/wordml" xmlns:w16cex="http://schemas.microsoft.com/office/word/2018/wordml/cex" xmlns:w16cid="http://schemas.microsoft.com/office/word/2016/wordml/cid" xmlns:w16="http://schemas.microsoft.com/office/word/2018/wordml" xmlns:w16sdtdh="http://schemas.microsoft.com/office/word/2020/wordml/sdtdatahash" xmlns:w16se="http://schemas.microsoft.com/office/word/2015/wordml/symex" xmlns:wpg="http://schemas.microsoft.com/office/word/2010/wordprocessingGroup" xmlns:wpi="http://schemas.microsoft.com/office/word/2010/wordprocessingInk" xmlns:wne="http://schemas.microsoft.com/office/word/2006/wordml" xmlns:wps="http://schemas.microsoft.com/office/word/2010/wordprocessingShape" mc:Ignorable="w14 w15 w16se w16cid w16 w16cex w16sdtdh wp14">
+<w:document xmlns:wpc="http://schemas.microsoft.com/office/word/2010/wordprocessingCanvas" xmlns:cx="http://schemas.microsoft.com/office/drawing/2014/chartex" xmlns:cx1="http://schemas.microsoft.com/office/drawing/2015/9/8/chartex" xmlns:cx2="http://schemas.microsoft.com/office/drawing/2015/10/21/chartex" xmlns:cx3="http://schemas.microsoft.com/office/drawing/2016/5/9/chartex" xmlns:cx4="http://schemas.microsoft.com/office/drawing/2016/5/10/chartex" xmlns:cx5="http://schemas.microsoft.com/office/drawing/2016/5/11/chartex" xmlns:cx6="http://schemas.microsoft.com/office/drawing/2016/5/12/chartex" xmlns:cx7="http://schemas.microsoft.com/office/drawing/2016/5/13/chartex" xmlns:cx8="http://schemas.microsoft.com/office/drawing/2016/5/14/chartex" xmlns:mc="http://schemas.openxmlformats.org/markup-compatibility/2006" xmlns:aink="http://schemas.microsoft.com/office/drawing/2016/ink" xmlns:am3d="http://schemas.microsoft.com/office/drawing/2017/model3d" xmlns:o="urn:schemas-microsoft-com:office:office" xmlns:r="http://schemas.openxmlformats.org/officeDocument/2006/relationships" xmlns:m="http://schemas.openxmlformats.org/officeDocument/2006/math" xmlns:v="urn:schemas-microsoft-com:vml" xmlns:wp14="http://schemas.microsoft.com/office/word/2010/wordprocessingDrawing" xmlns:wp="http://schemas.openxmlformats.org/drawingml/2006/wordprocessingDrawing" xmlns:w10="urn:schemas-microsoft-com:office:word" xmlns:w="http://schemas.openxmlformats.org/wordprocessingml/2006/main" xmlns:w14="http://schemas.microsoft.com/office/word/2010/wordml" xmlns:w15="http://schemas.microsoft.com/office/word/2012/wordml" xmlns:w16cex="http://schemas.microsoft.com/office/word/2018/wordml/cex" xmlns:w16cid="http://schemas.microsoft.com/office/word/2016/wordml/cid" xmlns:w16="http://schemas.microsoft.com/office/word/2018/wordml" xmlns:w16sdtdh="http://schemas.microsoft.com/office/word/2020/wordml/sdtdatahash" xmlns:w16se="http://schemas.microsoft.com/office/word/2015/wordml/symex" xmlns:wpg="http://schemas.microsoft.com/office/word/2010/wordprocessingGroup" xmlns:wpi="http://schemas.microsoft.com/office/word/2010/wordprocessingInk" xmlns:wne="http://schemas.microsoft.com/office/word/2006/wordml" xmlns:wps="http://schemas.microsoft.com/office/word/2010/wordprocessingShape" mc:Ignorable="w14 w15 w16se w16cid w16 w16cex w16sdtdh wp14">
   <w:body>
     <w:p>
       <w:pPr>
@@ -1254,6 +1254,7 @@
         <w:rPr>
           <w:b/>
           <w:bCs/>
+          <w:highlight w:val="yellow"/>
         </w:rPr>
         <w:t>B</w:t>
       </w:r>
@@ -1261,6 +1262,7 @@
         <w:rPr>
           <w:b/>
           <w:bCs/>
+          <w:highlight w:val="yellow"/>
         </w:rPr>
         <w:t xml:space="preserve">E par </w:t>
       </w:r>
@@ -1268,6 +1270,7 @@
         <w:rPr>
           <w:b/>
           <w:bCs/>
+          <w:highlight w:val="yellow"/>
         </w:rPr>
         <w:t>B</w:t>
       </w:r>
@@ -1275,6 +1278,7 @@
         <w:rPr>
           <w:b/>
           <w:bCs/>
+          <w:highlight w:val="yellow"/>
         </w:rPr>
         <w:t>C se jyda reading hoti hai</w:t>
       </w:r>
@@ -1282,6 +1286,7 @@
         <w:rPr>
           <w:b/>
           <w:bCs/>
+          <w:highlight w:val="yellow"/>
         </w:rPr>
         <w:t xml:space="preserve"> -BE&gt;BC</w:t>
       </w:r>
@@ -1807,6 +1812,14 @@
           <w:szCs w:val="24"/>
         </w:rPr>
         <w:br/>
+      </w:r>
+      <w:r>
+        <w:rPr>
+          <w:rFonts w:ascii="Times New Roman" w:eastAsia="Times New Roman" w:hAnsi="Times New Roman" w:cs="Times New Roman"/>
+          <w:sz w:val="24"/>
+          <w:szCs w:val="24"/>
+          <w:highlight w:val="yellow"/>
+        </w:rPr>
         <w:t xml:space="preserve">Base voltage </w:t>
       </w:r>
       <w:r>
@@ -1816,6 +1829,7 @@
           <w:bCs/>
           <w:sz w:val="24"/>
           <w:szCs w:val="24"/>
+          <w:highlight w:val="yellow"/>
         </w:rPr>
         <w:t>Emitter se 0.7V zyada</w:t>
       </w:r>
@@ -1824,6 +1838,7 @@
           <w:rFonts w:ascii="Times New Roman" w:eastAsia="Times New Roman" w:hAnsi="Times New Roman" w:cs="Times New Roman"/>
           <w:sz w:val="24"/>
           <w:szCs w:val="24"/>
+          <w:highlight w:val="yellow"/>
         </w:rPr>
         <w:t xml:space="preserve"> hona chahiye.</w:t>
       </w:r>
@@ -2705,7 +2720,13 @@
         <w:rPr>
           <w:rStyle w:val="Strong"/>
         </w:rPr>
-        <w:t>current controlled switch</w:t>
+        <w:t>current-controlled</w:t>
+      </w:r>
+      <w:r>
+        <w:rPr>
+          <w:rStyle w:val="Strong"/>
+        </w:rPr>
+        <w:t xml:space="preserve"> switch</w:t>
       </w:r>
       <w:r>
         <w:t xml:space="preserve"> hai.</w:t>
@@ -3322,7 +3343,7 @@
 </file>
 
 <file path=word/numbering.xml><?xml version="1.0" encoding="utf-8"?>
-<w:numbering xmlns:wpc="http://schemas.microsoft.com/office/word/2010/wordprocessingCanvas" xmlns:cx="http://schemas.microsoft.com/office/drawing/2014/chartex" xmlns:cx1="http://schemas.microsoft.com/office/drawing/2015/9/8/chartex" xmlns:cx2="http://schemas.microsoft.com/office/drawing/2015/10/21/chartex" xmlns:cx3="http://schemas.microsoft.com/office/drawing/2016/5/9/chartex" xmlns:cx4="http://schemas.microsoft.com/office/drawing/2016/5/10/chartex" xmlns:cx5="http://schemas.microsoft.com/office/drawing/2016/5/11/chartex" xmlns:cx6="http://schemas.microsoft.com/office/drawing/2016/5/12/chartex" xmlns:cx7="http://schemas.microsoft.com/office/drawing/2016/5/13/chartex" xmlns:cx8="http://schemas.microsoft.com/office/drawing/2016/5/14/chartex" xmlns:mc="http://schemas.openxmlformats.org/markup-compatibility/2006" xmlns:aink="http://schemas.microsoft.com/office/drawing/2016/ink" xmlns:am3d="http://schemas.microsoft.com/office/drawing/2017/model3d" xmlns:o="urn:schemas-microsoft-com:office:office" xmlns:oel="http://schemas.microsoft.com/office/2019/extlst" xmlns:r="http://schemas.openxmlformats.org/officeDocument/2006/relationships" xmlns:m="http://schemas.openxmlformats.org/officeDocument/2006/math" xmlns:v="urn:schemas-microsoft-com:vml" xmlns:wp14="http://schemas.microsoft.com/office/word/2010/wordprocessingDrawing" xmlns:wp="http://schemas.openxmlformats.org/drawingml/2006/wordprocessingDrawing" xmlns:w10="urn:schemas-microsoft-com:office:word" xmlns:w="http://schemas.openxmlformats.org/wordprocessingml/2006/main" xmlns:w14="http://schemas.microsoft.com/office/word/2010/wordml" xmlns:w15="http://schemas.microsoft.com/office/word/2012/wordml" xmlns:w16cex="http://schemas.microsoft.com/office/word/2018/wordml/cex" xmlns:w16cid="http://schemas.microsoft.com/office/word/2016/wordml/cid" xmlns:w16="http://schemas.microsoft.com/office/word/2018/wordml" xmlns:w16sdtdh="http://schemas.microsoft.com/office/word/2020/wordml/sdtdatahash" xmlns:w16se="http://schemas.microsoft.com/office/word/2015/wordml/symex" xmlns:wpg="http://schemas.microsoft.com/office/word/2010/wordprocessingGroup" xmlns:wpi="http://schemas.microsoft.com/office/word/2010/wordprocessingInk" xmlns:wne="http://schemas.microsoft.com/office/word/2006/wordml" xmlns:wps="http://schemas.microsoft.com/office/word/2010/wordprocessingShape" mc:Ignorable="w14 w15 w16se w16cid w16 w16cex w16sdtdh wp14">
+<w:numbering xmlns:wpc="http://schemas.microsoft.com/office/word/2010/wordprocessingCanvas" xmlns:cx="http://schemas.microsoft.com/office/drawing/2014/chartex" xmlns:cx1="http://schemas.microsoft.com/office/drawing/2015/9/8/chartex" xmlns:cx2="http://schemas.microsoft.com/office/drawing/2015/10/21/chartex" xmlns:cx3="http://schemas.microsoft.com/office/drawing/2016/5/9/chartex" xmlns:cx4="http://schemas.microsoft.com/office/drawing/2016/5/10/chartex" xmlns:cx5="http://schemas.microsoft.com/office/drawing/2016/5/11/chartex" xmlns:cx6="http://schemas.microsoft.com/office/drawing/2016/5/12/chartex" xmlns:cx7="http://schemas.microsoft.com/office/drawing/2016/5/13/chartex" xmlns:cx8="http://schemas.microsoft.com/office/drawing/2016/5/14/chartex" xmlns:mc="http://schemas.openxmlformats.org/markup-compatibility/2006" xmlns:aink="http://schemas.microsoft.com/office/drawing/2016/ink" xmlns:am3d="http://schemas.microsoft.com/office/drawing/2017/model3d" xmlns:o="urn:schemas-microsoft-com:office:office" xmlns:r="http://schemas.openxmlformats.org/officeDocument/2006/relationships" xmlns:m="http://schemas.openxmlformats.org/officeDocument/2006/math" xmlns:v="urn:schemas-microsoft-com:vml" xmlns:wp14="http://schemas.microsoft.com/office/word/2010/wordprocessingDrawing" xmlns:wp="http://schemas.openxmlformats.org/drawingml/2006/wordprocessingDrawing" xmlns:w10="urn:schemas-microsoft-com:office:word" xmlns:w="http://schemas.openxmlformats.org/wordprocessingml/2006/main" xmlns:w14="http://schemas.microsoft.com/office/word/2010/wordml" xmlns:w15="http://schemas.microsoft.com/office/word/2012/wordml" xmlns:w16cex="http://schemas.microsoft.com/office/word/2018/wordml/cex" xmlns:w16cid="http://schemas.microsoft.com/office/word/2016/wordml/cid" xmlns:w16="http://schemas.microsoft.com/office/word/2018/wordml" xmlns:w16sdtdh="http://schemas.microsoft.com/office/word/2020/wordml/sdtdatahash" xmlns:w16se="http://schemas.microsoft.com/office/word/2015/wordml/symex" xmlns:wpg="http://schemas.microsoft.com/office/word/2010/wordprocessingGroup" xmlns:wpi="http://schemas.microsoft.com/office/word/2010/wordprocessingInk" xmlns:wne="http://schemas.microsoft.com/office/word/2006/wordml" xmlns:wps="http://schemas.microsoft.com/office/word/2010/wordprocessingShape" mc:Ignorable="w14 w15 w16se w16cid w16 w16cex w16sdtdh wp14">
   <w:abstractNum w:abstractNumId="0" w15:restartNumberingAfterBreak="0">
     <w:nsid w:val="02313B99"/>
     <w:multiLevelType w:val="multilevel"/>
@@ -3883,16 +3904,16 @@
       </w:rPr>
     </w:lvl>
   </w:abstractNum>
-  <w:num w:numId="1" w16cid:durableId="1219168318">
+  <w:num w:numId="1">
     <w:abstractNumId w:val="2"/>
   </w:num>
-  <w:num w:numId="2" w16cid:durableId="622924129">
+  <w:num w:numId="2">
     <w:abstractNumId w:val="3"/>
   </w:num>
-  <w:num w:numId="3" w16cid:durableId="1283341036">
+  <w:num w:numId="3">
     <w:abstractNumId w:val="1"/>
   </w:num>
-  <w:num w:numId="4" w16cid:durableId="79984321">
+  <w:num w:numId="4">
     <w:abstractNumId w:val="0"/>
   </w:num>
 </w:numbering>
